--- a/lis_A/lis1A.docx
+++ b/lis_A/lis1A.docx
@@ -81,9 +81,6 @@
         <w:lastRenderedPageBreak/>
         <w:t xml:space="preserve"> </w:t>
       </w:r>
-      <w:r>
-        <w:br w:type="page"/>
-      </w:r>
     </w:p>
     <w:p>
       <w:pPr>
@@ -98,7 +95,6 @@
           <w:color w:val="FFFFFF"/>
           <w:sz w:val="40"/>
         </w:rPr>
-        <w:lastRenderedPageBreak/>
         <w:t>第一部分</w:t>
       </w:r>
       <w:proofErr w:type="spellEnd"/>
@@ -833,6 +829,7 @@
           <w:noProof/>
           <w:sz w:val="22"/>
         </w:rPr>
+        <w:lastRenderedPageBreak/>
         <mc:AlternateContent>
           <mc:Choice Requires="wpg">
             <w:drawing>
@@ -1264,7 +1261,6 @@
         <w:ind w:left="60"/>
       </w:pPr>
       <w:r>
-        <w:lastRenderedPageBreak/>
         <w:t xml:space="preserve"> </w:t>
       </w:r>
       <w:r>
@@ -9460,6 +9456,2617 @@
         <w:spacing w:after="0"/>
         <w:ind w:right="300"/>
         <w:jc w:val="center"/>
+      </w:pPr>
+      <w:r>
+        <w:rPr>
+          <w:rFonts w:ascii="Times New Roman" w:eastAsia="Times New Roman" w:hAnsi="Times New Roman" w:cs="Times New Roman"/>
+          <w:sz w:val="24"/>
+        </w:rPr>
+        <w:t xml:space="preserve"> </w:t>
+      </w:r>
+    </w:p>
+    <w:p>
+      <w:pPr>
+        <w:spacing w:after="0" w:line="249" w:lineRule="auto"/>
+        <w:jc w:val="center"/>
+      </w:pPr>
+      <w:r>
+        <w:rPr>
+          <w:rFonts w:ascii="Times New Roman" w:eastAsia="Times New Roman" w:hAnsi="Times New Roman" w:cs="Times New Roman"/>
+          <w:sz w:val="20"/>
+        </w:rPr>
+        <w:lastRenderedPageBreak/>
+        <w:t xml:space="preserve"> </w:t>
+      </w:r>
+      <w:r>
+        <w:rPr>
+          <w:noProof/>
+        </w:rPr>
+        <w:drawing>
+          <wp:inline distT="0" distB="0" distL="0" distR="0" wp14:anchorId="654BB287" wp14:editId="240CC301">
+            <wp:extent cx="388620" cy="178435"/>
+            <wp:effectExtent l="0" t="0" r="0" b="0"/>
+            <wp:docPr id="1785194827" name="Picture 1785194827"/>
+            <wp:cNvGraphicFramePr/>
+            <a:graphic xmlns:a="http://schemas.openxmlformats.org/drawingml/2006/main">
+              <a:graphicData uri="http://schemas.openxmlformats.org/drawingml/2006/picture">
+                <pic:pic xmlns:pic="http://schemas.openxmlformats.org/drawingml/2006/picture">
+                  <pic:nvPicPr>
+                    <pic:cNvPr id="8" name="Picture 8"/>
+                    <pic:cNvPicPr/>
+                  </pic:nvPicPr>
+                  <pic:blipFill>
+                    <a:blip r:embed="rId62"/>
+                    <a:stretch>
+                      <a:fillRect/>
+                    </a:stretch>
+                  </pic:blipFill>
+                  <pic:spPr>
+                    <a:xfrm>
+                      <a:off x="0" y="0"/>
+                      <a:ext cx="388620" cy="178435"/>
+                    </a:xfrm>
+                    <a:prstGeom prst="rect">
+                      <a:avLst/>
+                    </a:prstGeom>
+                  </pic:spPr>
+                </pic:pic>
+              </a:graphicData>
+            </a:graphic>
+          </wp:inline>
+        </w:drawing>
+      </w:r>
+      <w:r>
+        <w:rPr>
+          <w:rFonts w:ascii="Arial" w:eastAsia="Arial" w:hAnsi="Arial" w:cs="Arial"/>
+          <w:sz w:val="32"/>
+        </w:rPr>
+        <w:t xml:space="preserve"> </w:t>
+      </w:r>
+      <w:proofErr w:type="spellStart"/>
+      <w:r>
+        <w:rPr>
+          <w:rFonts w:ascii="Microsoft YaHei" w:eastAsia="Microsoft YaHei" w:hAnsi="Microsoft YaHei" w:cs="Microsoft YaHei"/>
+          <w:sz w:val="40"/>
+        </w:rPr>
+        <w:t>準備級模擬試題聽力測驗腳本</w:t>
+      </w:r>
+      <w:proofErr w:type="spellEnd"/>
+      <w:r>
+        <w:rPr>
+          <w:rFonts w:ascii="Microsoft YaHei" w:eastAsia="Microsoft YaHei" w:hAnsi="Microsoft YaHei" w:cs="Microsoft YaHei"/>
+          <w:sz w:val="36"/>
+        </w:rPr>
+        <w:t xml:space="preserve"> </w:t>
+      </w:r>
+      <w:r>
+        <w:rPr>
+          <w:rFonts w:ascii="Times New Roman" w:eastAsia="Times New Roman" w:hAnsi="Times New Roman" w:cs="Times New Roman"/>
+          <w:sz w:val="36"/>
+        </w:rPr>
+        <w:t xml:space="preserve"> </w:t>
+      </w:r>
+    </w:p>
+    <w:p>
+      <w:pPr>
+        <w:spacing w:after="0"/>
+        <w:ind w:left="994"/>
+      </w:pPr>
+      <w:r>
+        <w:rPr>
+          <w:rFonts w:ascii="Times New Roman" w:eastAsia="Times New Roman" w:hAnsi="Times New Roman" w:cs="Times New Roman"/>
+          <w:b/>
+          <w:sz w:val="32"/>
+        </w:rPr>
+        <w:t>Script of Listening Test</w:t>
+      </w:r>
+      <w:r>
+        <w:rPr>
+          <w:rFonts w:ascii="Times New Roman" w:eastAsia="Times New Roman" w:hAnsi="Times New Roman" w:cs="Times New Roman"/>
+          <w:sz w:val="24"/>
+        </w:rPr>
+        <w:t xml:space="preserve"> </w:t>
+      </w:r>
+    </w:p>
+    <w:p>
+      <w:pPr>
+        <w:spacing w:after="121"/>
+      </w:pPr>
+      <w:r>
+        <w:rPr>
+          <w:rFonts w:ascii="Times New Roman" w:eastAsia="Times New Roman" w:hAnsi="Times New Roman" w:cs="Times New Roman"/>
+          <w:sz w:val="24"/>
+        </w:rPr>
+        <w:t xml:space="preserve"> </w:t>
+      </w:r>
+    </w:p>
+    <w:p>
+      <w:pPr>
+        <w:spacing w:after="71" w:line="265" w:lineRule="auto"/>
+        <w:ind w:left="10" w:hanging="10"/>
+      </w:pPr>
+      <w:proofErr w:type="spellStart"/>
+      <w:r>
+        <w:rPr>
+          <w:rFonts w:ascii="Microsoft YaHei" w:eastAsia="Microsoft YaHei" w:hAnsi="Microsoft YaHei" w:cs="Microsoft YaHei"/>
+          <w:sz w:val="24"/>
+        </w:rPr>
+        <w:t>第一部分</w:t>
+      </w:r>
+      <w:proofErr w:type="spellEnd"/>
+      <w:r>
+        <w:rPr>
+          <w:rFonts w:ascii="Times New Roman" w:eastAsia="Times New Roman" w:hAnsi="Times New Roman" w:cs="Times New Roman"/>
+          <w:b/>
+          <w:sz w:val="24"/>
+        </w:rPr>
+        <w:t xml:space="preserve"> </w:t>
+      </w:r>
+    </w:p>
+    <w:p>
+      <w:pPr>
+        <w:spacing w:after="161"/>
+      </w:pPr>
+      <w:r>
+        <w:rPr>
+          <w:rFonts w:ascii="Times New Roman" w:eastAsia="Times New Roman" w:hAnsi="Times New Roman" w:cs="Times New Roman"/>
+          <w:sz w:val="24"/>
+        </w:rPr>
+        <w:t xml:space="preserve"> </w:t>
+      </w:r>
+    </w:p>
+    <w:p>
+      <w:pPr>
+        <w:numPr>
+          <w:ilvl w:val="0"/>
+          <w:numId w:val="6"/>
+        </w:numPr>
+        <w:spacing w:after="279" w:line="265" w:lineRule="auto"/>
+        <w:ind w:hanging="708"/>
+      </w:pPr>
+      <w:proofErr w:type="spellStart"/>
+      <w:r>
+        <w:rPr>
+          <w:rFonts w:ascii="Microsoft YaHei" w:eastAsia="Microsoft YaHei" w:hAnsi="Microsoft YaHei" w:cs="Microsoft YaHei"/>
+          <w:sz w:val="24"/>
+        </w:rPr>
+        <w:t>我要喝茶</w:t>
+      </w:r>
+      <w:proofErr w:type="spellEnd"/>
+      <w:r>
+        <w:rPr>
+          <w:rFonts w:ascii="Microsoft YaHei" w:eastAsia="Microsoft YaHei" w:hAnsi="Microsoft YaHei" w:cs="Microsoft YaHei"/>
+          <w:sz w:val="24"/>
+        </w:rPr>
+        <w:t>。</w:t>
+      </w:r>
+      <w:r>
+        <w:rPr>
+          <w:rFonts w:ascii="Times New Roman" w:eastAsia="Times New Roman" w:hAnsi="Times New Roman" w:cs="Times New Roman"/>
+          <w:sz w:val="24"/>
+        </w:rPr>
+        <w:t xml:space="preserve"> </w:t>
+      </w:r>
+    </w:p>
+    <w:p>
+      <w:pPr>
+        <w:numPr>
+          <w:ilvl w:val="0"/>
+          <w:numId w:val="6"/>
+        </w:numPr>
+        <w:spacing w:after="281" w:line="265" w:lineRule="auto"/>
+        <w:ind w:hanging="708"/>
+      </w:pPr>
+      <w:proofErr w:type="spellStart"/>
+      <w:r>
+        <w:rPr>
+          <w:rFonts w:ascii="Microsoft YaHei" w:eastAsia="Microsoft YaHei" w:hAnsi="Microsoft YaHei" w:cs="Microsoft YaHei"/>
+          <w:sz w:val="24"/>
+        </w:rPr>
+        <w:t>這是我的書</w:t>
+      </w:r>
+      <w:proofErr w:type="spellEnd"/>
+      <w:r>
+        <w:rPr>
+          <w:rFonts w:ascii="Microsoft YaHei" w:eastAsia="Microsoft YaHei" w:hAnsi="Microsoft YaHei" w:cs="Microsoft YaHei"/>
+          <w:sz w:val="24"/>
+        </w:rPr>
+        <w:t>。</w:t>
+      </w:r>
+      <w:r>
+        <w:rPr>
+          <w:rFonts w:ascii="Times New Roman" w:eastAsia="Times New Roman" w:hAnsi="Times New Roman" w:cs="Times New Roman"/>
+          <w:sz w:val="24"/>
+        </w:rPr>
+        <w:t xml:space="preserve"> </w:t>
+      </w:r>
+    </w:p>
+    <w:p>
+      <w:pPr>
+        <w:numPr>
+          <w:ilvl w:val="0"/>
+          <w:numId w:val="6"/>
+        </w:numPr>
+        <w:spacing w:after="279" w:line="265" w:lineRule="auto"/>
+        <w:ind w:hanging="708"/>
+      </w:pPr>
+      <w:proofErr w:type="spellStart"/>
+      <w:r>
+        <w:rPr>
+          <w:rFonts w:ascii="Microsoft YaHei" w:eastAsia="Microsoft YaHei" w:hAnsi="Microsoft YaHei" w:cs="Microsoft YaHei"/>
+          <w:sz w:val="24"/>
+        </w:rPr>
+        <w:t>他早上八點起床</w:t>
+      </w:r>
+      <w:proofErr w:type="spellEnd"/>
+      <w:r>
+        <w:rPr>
+          <w:rFonts w:ascii="Microsoft YaHei" w:eastAsia="Microsoft YaHei" w:hAnsi="Microsoft YaHei" w:cs="Microsoft YaHei"/>
+          <w:sz w:val="24"/>
+        </w:rPr>
+        <w:t>。</w:t>
+      </w:r>
+      <w:r>
+        <w:rPr>
+          <w:rFonts w:ascii="Times New Roman" w:eastAsia="Times New Roman" w:hAnsi="Times New Roman" w:cs="Times New Roman"/>
+          <w:sz w:val="24"/>
+        </w:rPr>
+        <w:t xml:space="preserve"> </w:t>
+      </w:r>
+    </w:p>
+    <w:p>
+      <w:pPr>
+        <w:numPr>
+          <w:ilvl w:val="0"/>
+          <w:numId w:val="6"/>
+        </w:numPr>
+        <w:spacing w:after="279" w:line="265" w:lineRule="auto"/>
+        <w:ind w:hanging="708"/>
+      </w:pPr>
+      <w:proofErr w:type="spellStart"/>
+      <w:r>
+        <w:rPr>
+          <w:rFonts w:ascii="Microsoft YaHei" w:eastAsia="Microsoft YaHei" w:hAnsi="Microsoft YaHei" w:cs="Microsoft YaHei"/>
+          <w:sz w:val="24"/>
+        </w:rPr>
+        <w:t>我只買了褲子</w:t>
+      </w:r>
+      <w:proofErr w:type="spellEnd"/>
+      <w:r>
+        <w:rPr>
+          <w:rFonts w:ascii="Microsoft YaHei" w:eastAsia="Microsoft YaHei" w:hAnsi="Microsoft YaHei" w:cs="Microsoft YaHei"/>
+          <w:sz w:val="24"/>
+        </w:rPr>
+        <w:t>。</w:t>
+      </w:r>
+      <w:r>
+        <w:rPr>
+          <w:rFonts w:ascii="Times New Roman" w:eastAsia="Times New Roman" w:hAnsi="Times New Roman" w:cs="Times New Roman"/>
+          <w:sz w:val="24"/>
+        </w:rPr>
+        <w:t xml:space="preserve"> </w:t>
+      </w:r>
+    </w:p>
+    <w:p>
+      <w:pPr>
+        <w:numPr>
+          <w:ilvl w:val="0"/>
+          <w:numId w:val="6"/>
+        </w:numPr>
+        <w:spacing w:after="279" w:line="265" w:lineRule="auto"/>
+        <w:ind w:hanging="708"/>
+      </w:pPr>
+      <w:proofErr w:type="spellStart"/>
+      <w:r>
+        <w:rPr>
+          <w:rFonts w:ascii="Microsoft YaHei" w:eastAsia="Microsoft YaHei" w:hAnsi="Microsoft YaHei" w:cs="Microsoft YaHei"/>
+          <w:sz w:val="24"/>
+        </w:rPr>
+        <w:t>這裡有三杯水</w:t>
+      </w:r>
+      <w:proofErr w:type="spellEnd"/>
+      <w:r>
+        <w:rPr>
+          <w:rFonts w:ascii="Microsoft YaHei" w:eastAsia="Microsoft YaHei" w:hAnsi="Microsoft YaHei" w:cs="Microsoft YaHei"/>
+          <w:sz w:val="24"/>
+        </w:rPr>
+        <w:t>。</w:t>
+      </w:r>
+      <w:r>
+        <w:rPr>
+          <w:rFonts w:ascii="Times New Roman" w:eastAsia="Times New Roman" w:hAnsi="Times New Roman" w:cs="Times New Roman"/>
+          <w:sz w:val="24"/>
+        </w:rPr>
+        <w:t xml:space="preserve"> </w:t>
+      </w:r>
+    </w:p>
+    <w:p>
+      <w:pPr>
+        <w:numPr>
+          <w:ilvl w:val="0"/>
+          <w:numId w:val="6"/>
+        </w:numPr>
+        <w:spacing w:after="281" w:line="265" w:lineRule="auto"/>
+        <w:ind w:hanging="708"/>
+      </w:pPr>
+      <w:proofErr w:type="spellStart"/>
+      <w:r>
+        <w:rPr>
+          <w:rFonts w:ascii="Microsoft YaHei" w:eastAsia="Microsoft YaHei" w:hAnsi="Microsoft YaHei" w:cs="Microsoft YaHei"/>
+          <w:sz w:val="24"/>
+        </w:rPr>
+        <w:t>我的生日是七月十一號</w:t>
+      </w:r>
+      <w:proofErr w:type="spellEnd"/>
+      <w:r>
+        <w:rPr>
+          <w:rFonts w:ascii="Microsoft YaHei" w:eastAsia="Microsoft YaHei" w:hAnsi="Microsoft YaHei" w:cs="Microsoft YaHei"/>
+          <w:sz w:val="24"/>
+        </w:rPr>
+        <w:t>。</w:t>
+      </w:r>
+      <w:r>
+        <w:rPr>
+          <w:rFonts w:ascii="Times New Roman" w:eastAsia="Times New Roman" w:hAnsi="Times New Roman" w:cs="Times New Roman"/>
+          <w:sz w:val="24"/>
+        </w:rPr>
+        <w:t xml:space="preserve"> </w:t>
+      </w:r>
+    </w:p>
+    <w:p>
+      <w:pPr>
+        <w:numPr>
+          <w:ilvl w:val="0"/>
+          <w:numId w:val="6"/>
+        </w:numPr>
+        <w:spacing w:after="278" w:line="265" w:lineRule="auto"/>
+        <w:ind w:hanging="708"/>
+      </w:pPr>
+      <w:proofErr w:type="spellStart"/>
+      <w:r>
+        <w:rPr>
+          <w:rFonts w:ascii="Microsoft YaHei" w:eastAsia="Microsoft YaHei" w:hAnsi="Microsoft YaHei" w:cs="Microsoft YaHei"/>
+          <w:sz w:val="24"/>
+        </w:rPr>
+        <w:t>他在穿鞋子</w:t>
+      </w:r>
+      <w:proofErr w:type="spellEnd"/>
+      <w:r>
+        <w:rPr>
+          <w:rFonts w:ascii="Microsoft YaHei" w:eastAsia="Microsoft YaHei" w:hAnsi="Microsoft YaHei" w:cs="Microsoft YaHei"/>
+          <w:sz w:val="24"/>
+        </w:rPr>
+        <w:t>。</w:t>
+      </w:r>
+      <w:r>
+        <w:rPr>
+          <w:rFonts w:ascii="Times New Roman" w:eastAsia="Times New Roman" w:hAnsi="Times New Roman" w:cs="Times New Roman"/>
+          <w:sz w:val="24"/>
+        </w:rPr>
+        <w:t xml:space="preserve"> </w:t>
+      </w:r>
+    </w:p>
+    <w:p>
+      <w:pPr>
+        <w:numPr>
+          <w:ilvl w:val="0"/>
+          <w:numId w:val="6"/>
+        </w:numPr>
+        <w:spacing w:after="278" w:line="265" w:lineRule="auto"/>
+        <w:ind w:hanging="708"/>
+      </w:pPr>
+      <w:proofErr w:type="spellStart"/>
+      <w:r>
+        <w:rPr>
+          <w:rFonts w:ascii="Microsoft YaHei" w:eastAsia="Microsoft YaHei" w:hAnsi="Microsoft YaHei" w:cs="Microsoft YaHei"/>
+          <w:sz w:val="24"/>
+        </w:rPr>
+        <w:t>那裡有狗</w:t>
+      </w:r>
+      <w:proofErr w:type="spellEnd"/>
+      <w:r>
+        <w:rPr>
+          <w:rFonts w:ascii="Microsoft YaHei" w:eastAsia="Microsoft YaHei" w:hAnsi="Microsoft YaHei" w:cs="Microsoft YaHei"/>
+          <w:sz w:val="24"/>
+        </w:rPr>
+        <w:t>。</w:t>
+      </w:r>
+      <w:r>
+        <w:rPr>
+          <w:rFonts w:ascii="Times New Roman" w:eastAsia="Times New Roman" w:hAnsi="Times New Roman" w:cs="Times New Roman"/>
+          <w:sz w:val="24"/>
+        </w:rPr>
+        <w:t xml:space="preserve"> </w:t>
+      </w:r>
+    </w:p>
+    <w:p>
+      <w:pPr>
+        <w:numPr>
+          <w:ilvl w:val="0"/>
+          <w:numId w:val="6"/>
+        </w:numPr>
+        <w:spacing w:after="278" w:line="265" w:lineRule="auto"/>
+        <w:ind w:hanging="708"/>
+      </w:pPr>
+      <w:proofErr w:type="spellStart"/>
+      <w:r>
+        <w:rPr>
+          <w:rFonts w:ascii="Microsoft YaHei" w:eastAsia="Microsoft YaHei" w:hAnsi="Microsoft YaHei" w:cs="Microsoft YaHei"/>
+          <w:sz w:val="24"/>
+        </w:rPr>
+        <w:t>他開車去學校</w:t>
+      </w:r>
+      <w:proofErr w:type="spellEnd"/>
+      <w:r>
+        <w:rPr>
+          <w:rFonts w:ascii="Microsoft YaHei" w:eastAsia="Microsoft YaHei" w:hAnsi="Microsoft YaHei" w:cs="Microsoft YaHei"/>
+          <w:sz w:val="24"/>
+        </w:rPr>
+        <w:t>。</w:t>
+      </w:r>
+      <w:r>
+        <w:rPr>
+          <w:rFonts w:ascii="Times New Roman" w:eastAsia="Times New Roman" w:hAnsi="Times New Roman" w:cs="Times New Roman"/>
+          <w:sz w:val="24"/>
+        </w:rPr>
+        <w:t xml:space="preserve"> </w:t>
+      </w:r>
+    </w:p>
+    <w:p>
+      <w:pPr>
+        <w:numPr>
+          <w:ilvl w:val="0"/>
+          <w:numId w:val="6"/>
+        </w:numPr>
+        <w:spacing w:after="219" w:line="265" w:lineRule="auto"/>
+        <w:ind w:hanging="708"/>
+      </w:pPr>
+      <w:proofErr w:type="spellStart"/>
+      <w:r>
+        <w:rPr>
+          <w:rFonts w:ascii="Microsoft YaHei" w:eastAsia="Microsoft YaHei" w:hAnsi="Microsoft YaHei" w:cs="Microsoft YaHei"/>
+          <w:sz w:val="24"/>
+        </w:rPr>
+        <w:t>王太太在醫院工作</w:t>
+      </w:r>
+      <w:proofErr w:type="spellEnd"/>
+      <w:r>
+        <w:rPr>
+          <w:rFonts w:ascii="Microsoft YaHei" w:eastAsia="Microsoft YaHei" w:hAnsi="Microsoft YaHei" w:cs="Microsoft YaHei"/>
+          <w:sz w:val="24"/>
+        </w:rPr>
+        <w:t>。</w:t>
+      </w:r>
+      <w:r>
+        <w:rPr>
+          <w:rFonts w:ascii="Times New Roman" w:eastAsia="Times New Roman" w:hAnsi="Times New Roman" w:cs="Times New Roman"/>
+          <w:sz w:val="24"/>
+        </w:rPr>
+        <w:t xml:space="preserve"> </w:t>
+      </w:r>
+    </w:p>
+    <w:p>
+      <w:pPr>
+        <w:spacing w:after="23" w:line="344" w:lineRule="auto"/>
+        <w:ind w:right="8298"/>
+      </w:pPr>
+      <w:r>
+        <w:rPr>
+          <w:rFonts w:ascii="Times New Roman" w:eastAsia="Times New Roman" w:hAnsi="Times New Roman" w:cs="Times New Roman"/>
+          <w:sz w:val="24"/>
+        </w:rPr>
+        <w:t xml:space="preserve">  </w:t>
+      </w:r>
+    </w:p>
+    <w:p>
+      <w:pPr>
+        <w:spacing w:after="71" w:line="265" w:lineRule="auto"/>
+        <w:ind w:left="10" w:hanging="10"/>
+      </w:pPr>
+      <w:proofErr w:type="spellStart"/>
+      <w:r>
+        <w:rPr>
+          <w:rFonts w:ascii="Microsoft YaHei" w:eastAsia="Microsoft YaHei" w:hAnsi="Microsoft YaHei" w:cs="Microsoft YaHei"/>
+          <w:sz w:val="24"/>
+        </w:rPr>
+        <w:t>第二部分</w:t>
+      </w:r>
+      <w:proofErr w:type="spellEnd"/>
+      <w:r>
+        <w:rPr>
+          <w:rFonts w:ascii="Times New Roman" w:eastAsia="Times New Roman" w:hAnsi="Times New Roman" w:cs="Times New Roman"/>
+          <w:b/>
+          <w:sz w:val="24"/>
+        </w:rPr>
+        <w:t xml:space="preserve"> </w:t>
+      </w:r>
+    </w:p>
+    <w:p>
+      <w:pPr>
+        <w:spacing w:after="46"/>
+      </w:pPr>
+      <w:r>
+        <w:rPr>
+          <w:rFonts w:ascii="Times New Roman" w:eastAsia="Times New Roman" w:hAnsi="Times New Roman" w:cs="Times New Roman"/>
+          <w:sz w:val="24"/>
+        </w:rPr>
+        <w:t xml:space="preserve"> </w:t>
+      </w:r>
+    </w:p>
+    <w:p>
+      <w:pPr>
+        <w:numPr>
+          <w:ilvl w:val="0"/>
+          <w:numId w:val="6"/>
+        </w:numPr>
+        <w:spacing w:after="63" w:line="265" w:lineRule="auto"/>
+        <w:ind w:hanging="708"/>
+      </w:pPr>
+      <w:r>
+        <w:rPr>
+          <w:rFonts w:ascii="Times New Roman" w:eastAsia="Times New Roman" w:hAnsi="Times New Roman" w:cs="Times New Roman"/>
+          <w:sz w:val="24"/>
+        </w:rPr>
+        <w:t xml:space="preserve">(A) </w:t>
+      </w:r>
+      <w:proofErr w:type="spellStart"/>
+      <w:r>
+        <w:rPr>
+          <w:rFonts w:ascii="Microsoft YaHei" w:eastAsia="Microsoft YaHei" w:hAnsi="Microsoft YaHei" w:cs="Microsoft YaHei"/>
+          <w:sz w:val="24"/>
+        </w:rPr>
+        <w:t>公司的電話號碼是</w:t>
+      </w:r>
+      <w:proofErr w:type="spellEnd"/>
+      <w:r>
+        <w:rPr>
+          <w:rFonts w:ascii="Microsoft YaHei" w:eastAsia="Microsoft YaHei" w:hAnsi="Microsoft YaHei" w:cs="Microsoft YaHei"/>
+          <w:sz w:val="24"/>
+        </w:rPr>
+        <w:t xml:space="preserve"> </w:t>
+      </w:r>
+      <w:r>
+        <w:rPr>
+          <w:rFonts w:ascii="Times New Roman" w:eastAsia="Times New Roman" w:hAnsi="Times New Roman" w:cs="Times New Roman"/>
+          <w:sz w:val="24"/>
+        </w:rPr>
+        <w:t>8651-0426</w:t>
+      </w:r>
+      <w:r>
+        <w:rPr>
+          <w:rFonts w:ascii="Microsoft YaHei" w:eastAsia="Microsoft YaHei" w:hAnsi="Microsoft YaHei" w:cs="Microsoft YaHei"/>
+          <w:sz w:val="24"/>
+        </w:rPr>
+        <w:t>。</w:t>
+      </w:r>
+      <w:r>
+        <w:rPr>
+          <w:rFonts w:ascii="Times New Roman" w:eastAsia="Times New Roman" w:hAnsi="Times New Roman" w:cs="Times New Roman"/>
+          <w:sz w:val="24"/>
+        </w:rPr>
+        <w:t xml:space="preserve"> </w:t>
+      </w:r>
+    </w:p>
+    <w:p>
+      <w:pPr>
+        <w:numPr>
+          <w:ilvl w:val="1"/>
+          <w:numId w:val="6"/>
+        </w:numPr>
+        <w:spacing w:after="63" w:line="265" w:lineRule="auto"/>
+        <w:ind w:hanging="439"/>
+      </w:pPr>
+      <w:proofErr w:type="spellStart"/>
+      <w:r>
+        <w:rPr>
+          <w:rFonts w:ascii="Microsoft YaHei" w:eastAsia="Microsoft YaHei" w:hAnsi="Microsoft YaHei" w:cs="Microsoft YaHei"/>
+          <w:sz w:val="24"/>
+        </w:rPr>
+        <w:t>公司的電話號碼是</w:t>
+      </w:r>
+      <w:proofErr w:type="spellEnd"/>
+      <w:r>
+        <w:rPr>
+          <w:rFonts w:ascii="Microsoft YaHei" w:eastAsia="Microsoft YaHei" w:hAnsi="Microsoft YaHei" w:cs="Microsoft YaHei"/>
+          <w:sz w:val="24"/>
+        </w:rPr>
+        <w:t xml:space="preserve"> </w:t>
+      </w:r>
+      <w:r>
+        <w:rPr>
+          <w:rFonts w:ascii="Times New Roman" w:eastAsia="Times New Roman" w:hAnsi="Times New Roman" w:cs="Times New Roman"/>
+          <w:sz w:val="24"/>
+        </w:rPr>
+        <w:t>8671-0426</w:t>
+      </w:r>
+      <w:r>
+        <w:rPr>
+          <w:rFonts w:ascii="Microsoft YaHei" w:eastAsia="Microsoft YaHei" w:hAnsi="Microsoft YaHei" w:cs="Microsoft YaHei"/>
+          <w:sz w:val="24"/>
+        </w:rPr>
+        <w:t>。</w:t>
+      </w:r>
+      <w:r>
+        <w:rPr>
+          <w:rFonts w:ascii="Times New Roman" w:eastAsia="Times New Roman" w:hAnsi="Times New Roman" w:cs="Times New Roman"/>
+          <w:sz w:val="24"/>
+        </w:rPr>
+        <w:t xml:space="preserve"> </w:t>
+      </w:r>
+    </w:p>
+    <w:p>
+      <w:pPr>
+        <w:numPr>
+          <w:ilvl w:val="1"/>
+          <w:numId w:val="6"/>
+        </w:numPr>
+        <w:spacing w:after="519" w:line="265" w:lineRule="auto"/>
+        <w:ind w:hanging="439"/>
+      </w:pPr>
+      <w:proofErr w:type="spellStart"/>
+      <w:r>
+        <w:rPr>
+          <w:rFonts w:ascii="Microsoft YaHei" w:eastAsia="Microsoft YaHei" w:hAnsi="Microsoft YaHei" w:cs="Microsoft YaHei"/>
+          <w:sz w:val="24"/>
+        </w:rPr>
+        <w:t>公司的電話號碼是</w:t>
+      </w:r>
+      <w:proofErr w:type="spellEnd"/>
+      <w:r>
+        <w:rPr>
+          <w:rFonts w:ascii="Microsoft YaHei" w:eastAsia="Microsoft YaHei" w:hAnsi="Microsoft YaHei" w:cs="Microsoft YaHei"/>
+          <w:sz w:val="24"/>
+        </w:rPr>
+        <w:t xml:space="preserve"> </w:t>
+      </w:r>
+      <w:r>
+        <w:rPr>
+          <w:rFonts w:ascii="Times New Roman" w:eastAsia="Times New Roman" w:hAnsi="Times New Roman" w:cs="Times New Roman"/>
+          <w:sz w:val="24"/>
+        </w:rPr>
+        <w:t>8691-0426</w:t>
+      </w:r>
+      <w:r>
+        <w:rPr>
+          <w:rFonts w:ascii="Microsoft YaHei" w:eastAsia="Microsoft YaHei" w:hAnsi="Microsoft YaHei" w:cs="Microsoft YaHei"/>
+          <w:sz w:val="24"/>
+        </w:rPr>
+        <w:t>。</w:t>
+      </w:r>
+      <w:r>
+        <w:rPr>
+          <w:rFonts w:ascii="Times New Roman" w:eastAsia="Times New Roman" w:hAnsi="Times New Roman" w:cs="Times New Roman"/>
+          <w:sz w:val="24"/>
+        </w:rPr>
+        <w:t xml:space="preserve"> </w:t>
+      </w:r>
+    </w:p>
+    <w:p>
+      <w:pPr>
+        <w:numPr>
+          <w:ilvl w:val="0"/>
+          <w:numId w:val="6"/>
+        </w:numPr>
+        <w:spacing w:after="71" w:line="265" w:lineRule="auto"/>
+        <w:ind w:hanging="708"/>
+      </w:pPr>
+      <w:r>
+        <w:rPr>
+          <w:rFonts w:ascii="Times New Roman" w:eastAsia="Times New Roman" w:hAnsi="Times New Roman" w:cs="Times New Roman"/>
+          <w:sz w:val="24"/>
+        </w:rPr>
+        <w:t xml:space="preserve">(A) </w:t>
+      </w:r>
+      <w:proofErr w:type="spellStart"/>
+      <w:r>
+        <w:rPr>
+          <w:rFonts w:ascii="Microsoft YaHei" w:eastAsia="Microsoft YaHei" w:hAnsi="Microsoft YaHei" w:cs="Microsoft YaHei"/>
+          <w:sz w:val="24"/>
+        </w:rPr>
+        <w:t>十一月九號是星期五</w:t>
+      </w:r>
+      <w:proofErr w:type="spellEnd"/>
+      <w:r>
+        <w:rPr>
+          <w:rFonts w:ascii="Microsoft YaHei" w:eastAsia="Microsoft YaHei" w:hAnsi="Microsoft YaHei" w:cs="Microsoft YaHei"/>
+          <w:sz w:val="24"/>
+        </w:rPr>
+        <w:t>。</w:t>
+      </w:r>
+      <w:r>
+        <w:rPr>
+          <w:rFonts w:ascii="Times New Roman" w:eastAsia="Times New Roman" w:hAnsi="Times New Roman" w:cs="Times New Roman"/>
+          <w:sz w:val="24"/>
+        </w:rPr>
+        <w:t xml:space="preserve"> </w:t>
+      </w:r>
+    </w:p>
+    <w:p>
+      <w:pPr>
+        <w:numPr>
+          <w:ilvl w:val="1"/>
+          <w:numId w:val="6"/>
+        </w:numPr>
+        <w:spacing w:after="71" w:line="265" w:lineRule="auto"/>
+        <w:ind w:hanging="439"/>
+      </w:pPr>
+      <w:proofErr w:type="spellStart"/>
+      <w:r>
+        <w:rPr>
+          <w:rFonts w:ascii="Microsoft YaHei" w:eastAsia="Microsoft YaHei" w:hAnsi="Microsoft YaHei" w:cs="Microsoft YaHei"/>
+          <w:sz w:val="24"/>
+        </w:rPr>
+        <w:lastRenderedPageBreak/>
+        <w:t>十一月十號是星期五</w:t>
+      </w:r>
+      <w:proofErr w:type="spellEnd"/>
+      <w:r>
+        <w:rPr>
+          <w:rFonts w:ascii="Microsoft YaHei" w:eastAsia="Microsoft YaHei" w:hAnsi="Microsoft YaHei" w:cs="Microsoft YaHei"/>
+          <w:sz w:val="24"/>
+        </w:rPr>
+        <w:t>。</w:t>
+      </w:r>
+      <w:r>
+        <w:rPr>
+          <w:rFonts w:ascii="Times New Roman" w:eastAsia="Times New Roman" w:hAnsi="Times New Roman" w:cs="Times New Roman"/>
+          <w:sz w:val="24"/>
+        </w:rPr>
+        <w:t xml:space="preserve"> </w:t>
+      </w:r>
+    </w:p>
+    <w:p>
+      <w:pPr>
+        <w:numPr>
+          <w:ilvl w:val="1"/>
+          <w:numId w:val="6"/>
+        </w:numPr>
+        <w:spacing w:after="512" w:line="265" w:lineRule="auto"/>
+        <w:ind w:hanging="439"/>
+      </w:pPr>
+      <w:proofErr w:type="spellStart"/>
+      <w:r>
+        <w:rPr>
+          <w:rFonts w:ascii="Microsoft YaHei" w:eastAsia="Microsoft YaHei" w:hAnsi="Microsoft YaHei" w:cs="Microsoft YaHei"/>
+          <w:sz w:val="24"/>
+        </w:rPr>
+        <w:t>十一月十一號是星期五</w:t>
+      </w:r>
+      <w:proofErr w:type="spellEnd"/>
+      <w:r>
+        <w:rPr>
+          <w:rFonts w:ascii="Microsoft YaHei" w:eastAsia="Microsoft YaHei" w:hAnsi="Microsoft YaHei" w:cs="Microsoft YaHei"/>
+          <w:sz w:val="24"/>
+        </w:rPr>
+        <w:t>。</w:t>
+      </w:r>
+      <w:r>
+        <w:rPr>
+          <w:rFonts w:ascii="Times New Roman" w:eastAsia="Times New Roman" w:hAnsi="Times New Roman" w:cs="Times New Roman"/>
+          <w:sz w:val="24"/>
+        </w:rPr>
+        <w:t xml:space="preserve"> </w:t>
+      </w:r>
+    </w:p>
+    <w:p>
+      <w:pPr>
+        <w:numPr>
+          <w:ilvl w:val="0"/>
+          <w:numId w:val="6"/>
+        </w:numPr>
+        <w:spacing w:after="71" w:line="265" w:lineRule="auto"/>
+        <w:ind w:hanging="708"/>
+      </w:pPr>
+      <w:r>
+        <w:rPr>
+          <w:rFonts w:ascii="Times New Roman" w:eastAsia="Times New Roman" w:hAnsi="Times New Roman" w:cs="Times New Roman"/>
+          <w:sz w:val="24"/>
+        </w:rPr>
+        <w:t xml:space="preserve">(A) </w:t>
+      </w:r>
+      <w:proofErr w:type="spellStart"/>
+      <w:r>
+        <w:rPr>
+          <w:rFonts w:ascii="Microsoft YaHei" w:eastAsia="Microsoft YaHei" w:hAnsi="Microsoft YaHei" w:cs="Microsoft YaHei"/>
+          <w:sz w:val="24"/>
+        </w:rPr>
+        <w:t>他在吃東西</w:t>
+      </w:r>
+      <w:proofErr w:type="spellEnd"/>
+      <w:r>
+        <w:rPr>
+          <w:rFonts w:ascii="Microsoft YaHei" w:eastAsia="Microsoft YaHei" w:hAnsi="Microsoft YaHei" w:cs="Microsoft YaHei"/>
+          <w:sz w:val="24"/>
+        </w:rPr>
+        <w:t>。</w:t>
+      </w:r>
+      <w:r>
+        <w:rPr>
+          <w:rFonts w:ascii="Times New Roman" w:eastAsia="Times New Roman" w:hAnsi="Times New Roman" w:cs="Times New Roman"/>
+          <w:sz w:val="24"/>
+        </w:rPr>
+        <w:t xml:space="preserve"> </w:t>
+      </w:r>
+    </w:p>
+    <w:p>
+      <w:pPr>
+        <w:numPr>
+          <w:ilvl w:val="1"/>
+          <w:numId w:val="6"/>
+        </w:numPr>
+        <w:spacing w:after="71" w:line="265" w:lineRule="auto"/>
+        <w:ind w:hanging="439"/>
+      </w:pPr>
+      <w:proofErr w:type="spellStart"/>
+      <w:r>
+        <w:rPr>
+          <w:rFonts w:ascii="Microsoft YaHei" w:eastAsia="Microsoft YaHei" w:hAnsi="Microsoft YaHei" w:cs="Microsoft YaHei"/>
+          <w:sz w:val="24"/>
+        </w:rPr>
+        <w:t>他在找東西</w:t>
+      </w:r>
+      <w:proofErr w:type="spellEnd"/>
+      <w:r>
+        <w:rPr>
+          <w:rFonts w:ascii="Microsoft YaHei" w:eastAsia="Microsoft YaHei" w:hAnsi="Microsoft YaHei" w:cs="Microsoft YaHei"/>
+          <w:sz w:val="24"/>
+        </w:rPr>
+        <w:t>。</w:t>
+      </w:r>
+      <w:r>
+        <w:rPr>
+          <w:rFonts w:ascii="Times New Roman" w:eastAsia="Times New Roman" w:hAnsi="Times New Roman" w:cs="Times New Roman"/>
+          <w:sz w:val="24"/>
+        </w:rPr>
+        <w:t xml:space="preserve"> </w:t>
+      </w:r>
+    </w:p>
+    <w:p>
+      <w:pPr>
+        <w:numPr>
+          <w:ilvl w:val="1"/>
+          <w:numId w:val="6"/>
+        </w:numPr>
+        <w:spacing w:after="71" w:line="265" w:lineRule="auto"/>
+        <w:ind w:hanging="439"/>
+      </w:pPr>
+      <w:proofErr w:type="spellStart"/>
+      <w:r>
+        <w:rPr>
+          <w:rFonts w:ascii="Microsoft YaHei" w:eastAsia="Microsoft YaHei" w:hAnsi="Microsoft YaHei" w:cs="Microsoft YaHei"/>
+          <w:sz w:val="24"/>
+        </w:rPr>
+        <w:t>他在洗東西</w:t>
+      </w:r>
+      <w:proofErr w:type="spellEnd"/>
+      <w:r>
+        <w:rPr>
+          <w:rFonts w:ascii="Microsoft YaHei" w:eastAsia="Microsoft YaHei" w:hAnsi="Microsoft YaHei" w:cs="Microsoft YaHei"/>
+          <w:sz w:val="24"/>
+        </w:rPr>
+        <w:t>。</w:t>
+      </w:r>
+      <w:r>
+        <w:rPr>
+          <w:rFonts w:ascii="Times New Roman" w:eastAsia="Times New Roman" w:hAnsi="Times New Roman" w:cs="Times New Roman"/>
+          <w:sz w:val="24"/>
+        </w:rPr>
+        <w:t xml:space="preserve"> </w:t>
+      </w:r>
+    </w:p>
+    <w:p>
+      <w:pPr>
+        <w:numPr>
+          <w:ilvl w:val="0"/>
+          <w:numId w:val="6"/>
+        </w:numPr>
+        <w:spacing w:after="71" w:line="265" w:lineRule="auto"/>
+        <w:ind w:hanging="708"/>
+      </w:pPr>
+      <w:r>
+        <w:rPr>
+          <w:rFonts w:ascii="Times New Roman" w:eastAsia="Times New Roman" w:hAnsi="Times New Roman" w:cs="Times New Roman"/>
+          <w:sz w:val="24"/>
+        </w:rPr>
+        <w:t xml:space="preserve">(A) </w:t>
+      </w:r>
+      <w:proofErr w:type="spellStart"/>
+      <w:r>
+        <w:rPr>
+          <w:rFonts w:ascii="Microsoft YaHei" w:eastAsia="Microsoft YaHei" w:hAnsi="Microsoft YaHei" w:cs="Microsoft YaHei"/>
+          <w:sz w:val="24"/>
+        </w:rPr>
+        <w:t>我下午去餐廳</w:t>
+      </w:r>
+      <w:proofErr w:type="spellEnd"/>
+      <w:r>
+        <w:rPr>
+          <w:rFonts w:ascii="Microsoft YaHei" w:eastAsia="Microsoft YaHei" w:hAnsi="Microsoft YaHei" w:cs="Microsoft YaHei"/>
+          <w:sz w:val="24"/>
+        </w:rPr>
+        <w:t>。</w:t>
+      </w:r>
+      <w:r>
+        <w:rPr>
+          <w:rFonts w:ascii="Times New Roman" w:eastAsia="Times New Roman" w:hAnsi="Times New Roman" w:cs="Times New Roman"/>
+          <w:sz w:val="24"/>
+        </w:rPr>
+        <w:t xml:space="preserve"> </w:t>
+      </w:r>
+    </w:p>
+    <w:p>
+      <w:pPr>
+        <w:numPr>
+          <w:ilvl w:val="1"/>
+          <w:numId w:val="6"/>
+        </w:numPr>
+        <w:spacing w:after="71" w:line="265" w:lineRule="auto"/>
+        <w:ind w:hanging="439"/>
+      </w:pPr>
+      <w:proofErr w:type="spellStart"/>
+      <w:r>
+        <w:rPr>
+          <w:rFonts w:ascii="Microsoft YaHei" w:eastAsia="Microsoft YaHei" w:hAnsi="Microsoft YaHei" w:cs="Microsoft YaHei"/>
+          <w:sz w:val="24"/>
+        </w:rPr>
+        <w:t>我下午去市場</w:t>
+      </w:r>
+      <w:proofErr w:type="spellEnd"/>
+      <w:r>
+        <w:rPr>
+          <w:rFonts w:ascii="Microsoft YaHei" w:eastAsia="Microsoft YaHei" w:hAnsi="Microsoft YaHei" w:cs="Microsoft YaHei"/>
+          <w:sz w:val="24"/>
+        </w:rPr>
+        <w:t>。</w:t>
+      </w:r>
+      <w:r>
+        <w:rPr>
+          <w:rFonts w:ascii="Times New Roman" w:eastAsia="Times New Roman" w:hAnsi="Times New Roman" w:cs="Times New Roman"/>
+          <w:sz w:val="24"/>
+        </w:rPr>
+        <w:t xml:space="preserve"> </w:t>
+      </w:r>
+    </w:p>
+    <w:p>
+      <w:pPr>
+        <w:numPr>
+          <w:ilvl w:val="1"/>
+          <w:numId w:val="6"/>
+        </w:numPr>
+        <w:spacing w:after="511" w:line="265" w:lineRule="auto"/>
+        <w:ind w:hanging="439"/>
+      </w:pPr>
+      <w:proofErr w:type="spellStart"/>
+      <w:r>
+        <w:rPr>
+          <w:rFonts w:ascii="Microsoft YaHei" w:eastAsia="Microsoft YaHei" w:hAnsi="Microsoft YaHei" w:cs="Microsoft YaHei"/>
+          <w:sz w:val="24"/>
+        </w:rPr>
+        <w:t>我下午去圖書館</w:t>
+      </w:r>
+      <w:proofErr w:type="spellEnd"/>
+      <w:r>
+        <w:rPr>
+          <w:rFonts w:ascii="Microsoft YaHei" w:eastAsia="Microsoft YaHei" w:hAnsi="Microsoft YaHei" w:cs="Microsoft YaHei"/>
+          <w:sz w:val="24"/>
+        </w:rPr>
+        <w:t>。</w:t>
+      </w:r>
+      <w:r>
+        <w:rPr>
+          <w:rFonts w:ascii="Times New Roman" w:eastAsia="Times New Roman" w:hAnsi="Times New Roman" w:cs="Times New Roman"/>
+          <w:sz w:val="24"/>
+        </w:rPr>
+        <w:t xml:space="preserve"> </w:t>
+      </w:r>
+    </w:p>
+    <w:p>
+      <w:pPr>
+        <w:numPr>
+          <w:ilvl w:val="0"/>
+          <w:numId w:val="6"/>
+        </w:numPr>
+        <w:spacing w:after="71" w:line="265" w:lineRule="auto"/>
+        <w:ind w:hanging="708"/>
+      </w:pPr>
+      <w:r>
+        <w:rPr>
+          <w:rFonts w:ascii="Times New Roman" w:eastAsia="Times New Roman" w:hAnsi="Times New Roman" w:cs="Times New Roman"/>
+          <w:sz w:val="24"/>
+        </w:rPr>
+        <w:t xml:space="preserve">(A) </w:t>
+      </w:r>
+      <w:proofErr w:type="spellStart"/>
+      <w:r>
+        <w:rPr>
+          <w:rFonts w:ascii="Microsoft YaHei" w:eastAsia="Microsoft YaHei" w:hAnsi="Microsoft YaHei" w:cs="Microsoft YaHei"/>
+          <w:sz w:val="24"/>
+        </w:rPr>
+        <w:t>他拿著票</w:t>
+      </w:r>
+      <w:proofErr w:type="spellEnd"/>
+      <w:r>
+        <w:rPr>
+          <w:rFonts w:ascii="Microsoft YaHei" w:eastAsia="Microsoft YaHei" w:hAnsi="Microsoft YaHei" w:cs="Microsoft YaHei"/>
+          <w:sz w:val="24"/>
+        </w:rPr>
+        <w:t>。</w:t>
+      </w:r>
+      <w:r>
+        <w:rPr>
+          <w:rFonts w:ascii="Times New Roman" w:eastAsia="Times New Roman" w:hAnsi="Times New Roman" w:cs="Times New Roman"/>
+          <w:sz w:val="24"/>
+        </w:rPr>
+        <w:t xml:space="preserve"> </w:t>
+      </w:r>
+    </w:p>
+    <w:p>
+      <w:pPr>
+        <w:numPr>
+          <w:ilvl w:val="1"/>
+          <w:numId w:val="6"/>
+        </w:numPr>
+        <w:spacing w:after="56" w:line="265" w:lineRule="auto"/>
+        <w:ind w:hanging="439"/>
+      </w:pPr>
+      <w:proofErr w:type="spellStart"/>
+      <w:r>
+        <w:rPr>
+          <w:rFonts w:ascii="Microsoft YaHei" w:eastAsia="Microsoft YaHei" w:hAnsi="Microsoft YaHei" w:cs="Microsoft YaHei"/>
+          <w:sz w:val="24"/>
+        </w:rPr>
+        <w:t>他拿著魚</w:t>
+      </w:r>
+      <w:proofErr w:type="spellEnd"/>
+      <w:r>
+        <w:rPr>
+          <w:rFonts w:ascii="Microsoft YaHei" w:eastAsia="Microsoft YaHei" w:hAnsi="Microsoft YaHei" w:cs="Microsoft YaHei"/>
+          <w:sz w:val="24"/>
+        </w:rPr>
+        <w:t>。</w:t>
+      </w:r>
+      <w:r>
+        <w:rPr>
+          <w:rFonts w:ascii="Times New Roman" w:eastAsia="Times New Roman" w:hAnsi="Times New Roman" w:cs="Times New Roman"/>
+          <w:sz w:val="24"/>
+        </w:rPr>
+        <w:t xml:space="preserve"> </w:t>
+      </w:r>
+    </w:p>
+    <w:p>
+      <w:pPr>
+        <w:numPr>
+          <w:ilvl w:val="1"/>
+          <w:numId w:val="6"/>
+        </w:numPr>
+        <w:spacing w:after="510" w:line="265" w:lineRule="auto"/>
+        <w:ind w:hanging="439"/>
+      </w:pPr>
+      <w:proofErr w:type="spellStart"/>
+      <w:r>
+        <w:rPr>
+          <w:rFonts w:ascii="Microsoft YaHei" w:eastAsia="Microsoft YaHei" w:hAnsi="Microsoft YaHei" w:cs="Microsoft YaHei"/>
+          <w:sz w:val="24"/>
+        </w:rPr>
+        <w:t>他拿著藥</w:t>
+      </w:r>
+      <w:proofErr w:type="spellEnd"/>
+      <w:r>
+        <w:rPr>
+          <w:rFonts w:ascii="Microsoft YaHei" w:eastAsia="Microsoft YaHei" w:hAnsi="Microsoft YaHei" w:cs="Microsoft YaHei"/>
+          <w:sz w:val="24"/>
+        </w:rPr>
+        <w:t>。</w:t>
+      </w:r>
+      <w:r>
+        <w:rPr>
+          <w:rFonts w:ascii="Times New Roman" w:eastAsia="Times New Roman" w:hAnsi="Times New Roman" w:cs="Times New Roman"/>
+          <w:sz w:val="24"/>
+        </w:rPr>
+        <w:t xml:space="preserve"> </w:t>
+      </w:r>
+    </w:p>
+    <w:p>
+      <w:pPr>
+        <w:numPr>
+          <w:ilvl w:val="0"/>
+          <w:numId w:val="6"/>
+        </w:numPr>
+        <w:spacing w:after="71" w:line="265" w:lineRule="auto"/>
+        <w:ind w:hanging="708"/>
+      </w:pPr>
+      <w:r>
+        <w:rPr>
+          <w:rFonts w:ascii="Times New Roman" w:eastAsia="Times New Roman" w:hAnsi="Times New Roman" w:cs="Times New Roman"/>
+          <w:sz w:val="24"/>
+        </w:rPr>
+        <w:t xml:space="preserve">(A) </w:t>
+      </w:r>
+      <w:proofErr w:type="spellStart"/>
+      <w:r>
+        <w:rPr>
+          <w:rFonts w:ascii="Microsoft YaHei" w:eastAsia="Microsoft YaHei" w:hAnsi="Microsoft YaHei" w:cs="Microsoft YaHei"/>
+          <w:sz w:val="24"/>
+        </w:rPr>
+        <w:t>這是電腦</w:t>
+      </w:r>
+      <w:proofErr w:type="spellEnd"/>
+      <w:r>
+        <w:rPr>
+          <w:rFonts w:ascii="Microsoft YaHei" w:eastAsia="Microsoft YaHei" w:hAnsi="Microsoft YaHei" w:cs="Microsoft YaHei"/>
+          <w:sz w:val="24"/>
+        </w:rPr>
+        <w:t>。</w:t>
+      </w:r>
+      <w:r>
+        <w:rPr>
+          <w:rFonts w:ascii="Times New Roman" w:eastAsia="Times New Roman" w:hAnsi="Times New Roman" w:cs="Times New Roman"/>
+          <w:sz w:val="24"/>
+        </w:rPr>
+        <w:t xml:space="preserve"> </w:t>
+      </w:r>
+    </w:p>
+    <w:p>
+      <w:pPr>
+        <w:numPr>
+          <w:ilvl w:val="1"/>
+          <w:numId w:val="6"/>
+        </w:numPr>
+        <w:spacing w:after="56" w:line="265" w:lineRule="auto"/>
+        <w:ind w:hanging="439"/>
+      </w:pPr>
+      <w:proofErr w:type="spellStart"/>
+      <w:r>
+        <w:rPr>
+          <w:rFonts w:ascii="Microsoft YaHei" w:eastAsia="Microsoft YaHei" w:hAnsi="Microsoft YaHei" w:cs="Microsoft YaHei"/>
+          <w:sz w:val="24"/>
+        </w:rPr>
+        <w:t>這是電視</w:t>
+      </w:r>
+      <w:proofErr w:type="spellEnd"/>
+      <w:r>
+        <w:rPr>
+          <w:rFonts w:ascii="Microsoft YaHei" w:eastAsia="Microsoft YaHei" w:hAnsi="Microsoft YaHei" w:cs="Microsoft YaHei"/>
+          <w:sz w:val="24"/>
+        </w:rPr>
+        <w:t>。</w:t>
+      </w:r>
+      <w:r>
+        <w:rPr>
+          <w:rFonts w:ascii="Times New Roman" w:eastAsia="Times New Roman" w:hAnsi="Times New Roman" w:cs="Times New Roman"/>
+          <w:sz w:val="24"/>
+        </w:rPr>
+        <w:t xml:space="preserve"> </w:t>
+      </w:r>
+    </w:p>
+    <w:p>
+      <w:pPr>
+        <w:numPr>
+          <w:ilvl w:val="1"/>
+          <w:numId w:val="6"/>
+        </w:numPr>
+        <w:spacing w:after="512" w:line="265" w:lineRule="auto"/>
+        <w:ind w:hanging="439"/>
+      </w:pPr>
+      <w:proofErr w:type="spellStart"/>
+      <w:r>
+        <w:rPr>
+          <w:rFonts w:ascii="Microsoft YaHei" w:eastAsia="Microsoft YaHei" w:hAnsi="Microsoft YaHei" w:cs="Microsoft YaHei"/>
+          <w:sz w:val="24"/>
+        </w:rPr>
+        <w:t>這是手機</w:t>
+      </w:r>
+      <w:proofErr w:type="spellEnd"/>
+      <w:r>
+        <w:rPr>
+          <w:rFonts w:ascii="Microsoft YaHei" w:eastAsia="Microsoft YaHei" w:hAnsi="Microsoft YaHei" w:cs="Microsoft YaHei"/>
+          <w:sz w:val="24"/>
+        </w:rPr>
+        <w:t>。</w:t>
+      </w:r>
+      <w:r>
+        <w:rPr>
+          <w:rFonts w:ascii="Times New Roman" w:eastAsia="Times New Roman" w:hAnsi="Times New Roman" w:cs="Times New Roman"/>
+          <w:sz w:val="24"/>
+        </w:rPr>
+        <w:t xml:space="preserve"> </w:t>
+      </w:r>
+    </w:p>
+    <w:p>
+      <w:pPr>
+        <w:numPr>
+          <w:ilvl w:val="0"/>
+          <w:numId w:val="6"/>
+        </w:numPr>
+        <w:spacing w:after="71" w:line="265" w:lineRule="auto"/>
+        <w:ind w:hanging="708"/>
+      </w:pPr>
+      <w:r>
+        <w:rPr>
+          <w:rFonts w:ascii="Times New Roman" w:eastAsia="Times New Roman" w:hAnsi="Times New Roman" w:cs="Times New Roman"/>
+          <w:sz w:val="24"/>
+        </w:rPr>
+        <w:t xml:space="preserve">(A) </w:t>
+      </w:r>
+      <w:proofErr w:type="spellStart"/>
+      <w:r>
+        <w:rPr>
+          <w:rFonts w:ascii="Microsoft YaHei" w:eastAsia="Microsoft YaHei" w:hAnsi="Microsoft YaHei" w:cs="Microsoft YaHei"/>
+          <w:sz w:val="24"/>
+        </w:rPr>
+        <w:t>房子旁邊有樹</w:t>
+      </w:r>
+      <w:proofErr w:type="spellEnd"/>
+      <w:r>
+        <w:rPr>
+          <w:rFonts w:ascii="Microsoft YaHei" w:eastAsia="Microsoft YaHei" w:hAnsi="Microsoft YaHei" w:cs="Microsoft YaHei"/>
+          <w:sz w:val="24"/>
+        </w:rPr>
+        <w:t>。</w:t>
+      </w:r>
+      <w:r>
+        <w:rPr>
+          <w:rFonts w:ascii="Times New Roman" w:eastAsia="Times New Roman" w:hAnsi="Times New Roman" w:cs="Times New Roman"/>
+          <w:sz w:val="24"/>
+        </w:rPr>
+        <w:t xml:space="preserve"> </w:t>
+      </w:r>
+    </w:p>
+    <w:p>
+      <w:pPr>
+        <w:numPr>
+          <w:ilvl w:val="1"/>
+          <w:numId w:val="6"/>
+        </w:numPr>
+        <w:spacing w:after="71" w:line="265" w:lineRule="auto"/>
+        <w:ind w:hanging="439"/>
+      </w:pPr>
+      <w:proofErr w:type="spellStart"/>
+      <w:r>
+        <w:rPr>
+          <w:rFonts w:ascii="Microsoft YaHei" w:eastAsia="Microsoft YaHei" w:hAnsi="Microsoft YaHei" w:cs="Microsoft YaHei"/>
+          <w:sz w:val="24"/>
+        </w:rPr>
+        <w:t>房子旁邊有海</w:t>
+      </w:r>
+      <w:proofErr w:type="spellEnd"/>
+      <w:r>
+        <w:rPr>
+          <w:rFonts w:ascii="Microsoft YaHei" w:eastAsia="Microsoft YaHei" w:hAnsi="Microsoft YaHei" w:cs="Microsoft YaHei"/>
+          <w:sz w:val="24"/>
+        </w:rPr>
+        <w:t>。</w:t>
+      </w:r>
+      <w:r>
+        <w:rPr>
+          <w:rFonts w:ascii="Times New Roman" w:eastAsia="Times New Roman" w:hAnsi="Times New Roman" w:cs="Times New Roman"/>
+          <w:sz w:val="24"/>
+        </w:rPr>
+        <w:t xml:space="preserve"> </w:t>
+      </w:r>
+    </w:p>
+    <w:p>
+      <w:pPr>
+        <w:numPr>
+          <w:ilvl w:val="1"/>
+          <w:numId w:val="6"/>
+        </w:numPr>
+        <w:spacing w:after="513" w:line="265" w:lineRule="auto"/>
+        <w:ind w:hanging="439"/>
+      </w:pPr>
+      <w:proofErr w:type="spellStart"/>
+      <w:r>
+        <w:rPr>
+          <w:rFonts w:ascii="Microsoft YaHei" w:eastAsia="Microsoft YaHei" w:hAnsi="Microsoft YaHei" w:cs="Microsoft YaHei"/>
+          <w:sz w:val="24"/>
+        </w:rPr>
+        <w:t>房子旁邊有山</w:t>
+      </w:r>
+      <w:proofErr w:type="spellEnd"/>
+      <w:r>
+        <w:rPr>
+          <w:rFonts w:ascii="Microsoft YaHei" w:eastAsia="Microsoft YaHei" w:hAnsi="Microsoft YaHei" w:cs="Microsoft YaHei"/>
+          <w:sz w:val="24"/>
+        </w:rPr>
+        <w:t>。</w:t>
+      </w:r>
+      <w:r>
+        <w:rPr>
+          <w:rFonts w:ascii="Times New Roman" w:eastAsia="Times New Roman" w:hAnsi="Times New Roman" w:cs="Times New Roman"/>
+          <w:sz w:val="24"/>
+        </w:rPr>
+        <w:t xml:space="preserve"> </w:t>
+      </w:r>
+    </w:p>
+    <w:p>
+      <w:pPr>
+        <w:numPr>
+          <w:ilvl w:val="0"/>
+          <w:numId w:val="6"/>
+        </w:numPr>
+        <w:spacing w:after="71" w:line="265" w:lineRule="auto"/>
+        <w:ind w:hanging="708"/>
+      </w:pPr>
+      <w:r>
+        <w:rPr>
+          <w:rFonts w:ascii="Times New Roman" w:eastAsia="Times New Roman" w:hAnsi="Times New Roman" w:cs="Times New Roman"/>
+          <w:sz w:val="24"/>
+        </w:rPr>
+        <w:t xml:space="preserve">(A) </w:t>
+      </w:r>
+      <w:proofErr w:type="spellStart"/>
+      <w:r>
+        <w:rPr>
+          <w:rFonts w:ascii="Microsoft YaHei" w:eastAsia="Microsoft YaHei" w:hAnsi="Microsoft YaHei" w:cs="Microsoft YaHei"/>
+          <w:sz w:val="24"/>
+        </w:rPr>
+        <w:t>他覺得他寫得不好</w:t>
+      </w:r>
+      <w:proofErr w:type="spellEnd"/>
+      <w:r>
+        <w:rPr>
+          <w:rFonts w:ascii="Microsoft YaHei" w:eastAsia="Microsoft YaHei" w:hAnsi="Microsoft YaHei" w:cs="Microsoft YaHei"/>
+          <w:sz w:val="24"/>
+        </w:rPr>
+        <w:t>。</w:t>
+      </w:r>
+      <w:r>
+        <w:rPr>
+          <w:rFonts w:ascii="Times New Roman" w:eastAsia="Times New Roman" w:hAnsi="Times New Roman" w:cs="Times New Roman"/>
+          <w:sz w:val="24"/>
+        </w:rPr>
+        <w:t xml:space="preserve"> </w:t>
+      </w:r>
+    </w:p>
+    <w:p>
+      <w:pPr>
+        <w:numPr>
+          <w:ilvl w:val="1"/>
+          <w:numId w:val="6"/>
+        </w:numPr>
+        <w:spacing w:after="71" w:line="265" w:lineRule="auto"/>
+        <w:ind w:hanging="439"/>
+      </w:pPr>
+      <w:proofErr w:type="spellStart"/>
+      <w:r>
+        <w:rPr>
+          <w:rFonts w:ascii="Microsoft YaHei" w:eastAsia="Microsoft YaHei" w:hAnsi="Microsoft YaHei" w:cs="Microsoft YaHei"/>
+          <w:sz w:val="24"/>
+        </w:rPr>
+        <w:t>他覺得他畫得不好</w:t>
+      </w:r>
+      <w:proofErr w:type="spellEnd"/>
+      <w:r>
+        <w:rPr>
+          <w:rFonts w:ascii="Microsoft YaHei" w:eastAsia="Microsoft YaHei" w:hAnsi="Microsoft YaHei" w:cs="Microsoft YaHei"/>
+          <w:sz w:val="24"/>
+        </w:rPr>
+        <w:t>。</w:t>
+      </w:r>
+      <w:r>
+        <w:rPr>
+          <w:rFonts w:ascii="Times New Roman" w:eastAsia="Times New Roman" w:hAnsi="Times New Roman" w:cs="Times New Roman"/>
+          <w:sz w:val="24"/>
+        </w:rPr>
+        <w:t xml:space="preserve"> </w:t>
+      </w:r>
+    </w:p>
+    <w:p>
+      <w:pPr>
+        <w:numPr>
+          <w:ilvl w:val="1"/>
+          <w:numId w:val="6"/>
+        </w:numPr>
+        <w:spacing w:after="513" w:line="265" w:lineRule="auto"/>
+        <w:ind w:hanging="439"/>
+      </w:pPr>
+      <w:proofErr w:type="spellStart"/>
+      <w:r>
+        <w:rPr>
+          <w:rFonts w:ascii="Microsoft YaHei" w:eastAsia="Microsoft YaHei" w:hAnsi="Microsoft YaHei" w:cs="Microsoft YaHei"/>
+          <w:sz w:val="24"/>
+        </w:rPr>
+        <w:t>他覺得他唱得不好</w:t>
+      </w:r>
+      <w:proofErr w:type="spellEnd"/>
+      <w:r>
+        <w:rPr>
+          <w:rFonts w:ascii="Microsoft YaHei" w:eastAsia="Microsoft YaHei" w:hAnsi="Microsoft YaHei" w:cs="Microsoft YaHei"/>
+          <w:sz w:val="24"/>
+        </w:rPr>
+        <w:t>。</w:t>
+      </w:r>
+      <w:r>
+        <w:rPr>
+          <w:rFonts w:ascii="Times New Roman" w:eastAsia="Times New Roman" w:hAnsi="Times New Roman" w:cs="Times New Roman"/>
+          <w:sz w:val="24"/>
+        </w:rPr>
+        <w:t xml:space="preserve"> </w:t>
+      </w:r>
+    </w:p>
+    <w:p>
+      <w:pPr>
+        <w:numPr>
+          <w:ilvl w:val="0"/>
+          <w:numId w:val="6"/>
+        </w:numPr>
+        <w:spacing w:after="71" w:line="265" w:lineRule="auto"/>
+        <w:ind w:hanging="708"/>
+      </w:pPr>
+      <w:r>
+        <w:rPr>
+          <w:rFonts w:ascii="Times New Roman" w:eastAsia="Times New Roman" w:hAnsi="Times New Roman" w:cs="Times New Roman"/>
+          <w:sz w:val="24"/>
+        </w:rPr>
+        <w:t xml:space="preserve">(A) </w:t>
+      </w:r>
+      <w:proofErr w:type="spellStart"/>
+      <w:r>
+        <w:rPr>
+          <w:rFonts w:ascii="Microsoft YaHei" w:eastAsia="Microsoft YaHei" w:hAnsi="Microsoft YaHei" w:cs="Microsoft YaHei"/>
+          <w:sz w:val="24"/>
+        </w:rPr>
+        <w:t>這裡不可以說話</w:t>
+      </w:r>
+      <w:proofErr w:type="spellEnd"/>
+      <w:r>
+        <w:rPr>
+          <w:rFonts w:ascii="Microsoft YaHei" w:eastAsia="Microsoft YaHei" w:hAnsi="Microsoft YaHei" w:cs="Microsoft YaHei"/>
+          <w:sz w:val="24"/>
+        </w:rPr>
+        <w:t>。</w:t>
+      </w:r>
+      <w:r>
+        <w:rPr>
+          <w:rFonts w:ascii="Times New Roman" w:eastAsia="Times New Roman" w:hAnsi="Times New Roman" w:cs="Times New Roman"/>
+          <w:sz w:val="24"/>
+        </w:rPr>
+        <w:t xml:space="preserve"> </w:t>
+      </w:r>
+    </w:p>
+    <w:p>
+      <w:pPr>
+        <w:numPr>
+          <w:ilvl w:val="1"/>
+          <w:numId w:val="6"/>
+        </w:numPr>
+        <w:spacing w:after="71" w:line="265" w:lineRule="auto"/>
+        <w:ind w:hanging="439"/>
+      </w:pPr>
+      <w:proofErr w:type="spellStart"/>
+      <w:r>
+        <w:rPr>
+          <w:rFonts w:ascii="Microsoft YaHei" w:eastAsia="Microsoft YaHei" w:hAnsi="Microsoft YaHei" w:cs="Microsoft YaHei"/>
+          <w:sz w:val="24"/>
+        </w:rPr>
+        <w:lastRenderedPageBreak/>
+        <w:t>這裡不可以喝酒</w:t>
+      </w:r>
+      <w:proofErr w:type="spellEnd"/>
+      <w:r>
+        <w:rPr>
+          <w:rFonts w:ascii="Microsoft YaHei" w:eastAsia="Microsoft YaHei" w:hAnsi="Microsoft YaHei" w:cs="Microsoft YaHei"/>
+          <w:sz w:val="24"/>
+        </w:rPr>
+        <w:t>。</w:t>
+      </w:r>
+      <w:r>
+        <w:rPr>
+          <w:rFonts w:ascii="Times New Roman" w:eastAsia="Times New Roman" w:hAnsi="Times New Roman" w:cs="Times New Roman"/>
+          <w:sz w:val="24"/>
+        </w:rPr>
+        <w:t xml:space="preserve"> </w:t>
+      </w:r>
+    </w:p>
+    <w:p>
+      <w:pPr>
+        <w:numPr>
+          <w:ilvl w:val="1"/>
+          <w:numId w:val="6"/>
+        </w:numPr>
+        <w:spacing w:after="513" w:line="265" w:lineRule="auto"/>
+        <w:ind w:hanging="439"/>
+      </w:pPr>
+      <w:proofErr w:type="spellStart"/>
+      <w:r>
+        <w:rPr>
+          <w:rFonts w:ascii="Microsoft YaHei" w:eastAsia="Microsoft YaHei" w:hAnsi="Microsoft YaHei" w:cs="Microsoft YaHei"/>
+          <w:sz w:val="24"/>
+        </w:rPr>
+        <w:t>這裡不可以睡覺</w:t>
+      </w:r>
+      <w:proofErr w:type="spellEnd"/>
+      <w:r>
+        <w:rPr>
+          <w:rFonts w:ascii="Microsoft YaHei" w:eastAsia="Microsoft YaHei" w:hAnsi="Microsoft YaHei" w:cs="Microsoft YaHei"/>
+          <w:sz w:val="24"/>
+        </w:rPr>
+        <w:t>。</w:t>
+      </w:r>
+      <w:r>
+        <w:rPr>
+          <w:rFonts w:ascii="Times New Roman" w:eastAsia="Times New Roman" w:hAnsi="Times New Roman" w:cs="Times New Roman"/>
+          <w:sz w:val="24"/>
+        </w:rPr>
+        <w:t xml:space="preserve"> </w:t>
+      </w:r>
+    </w:p>
+    <w:p>
+      <w:pPr>
+        <w:numPr>
+          <w:ilvl w:val="0"/>
+          <w:numId w:val="6"/>
+        </w:numPr>
+        <w:spacing w:after="71" w:line="265" w:lineRule="auto"/>
+        <w:ind w:hanging="708"/>
+      </w:pPr>
+      <w:r>
+        <w:rPr>
+          <w:rFonts w:ascii="Times New Roman" w:eastAsia="Times New Roman" w:hAnsi="Times New Roman" w:cs="Times New Roman"/>
+          <w:sz w:val="24"/>
+        </w:rPr>
+        <w:t xml:space="preserve">(A) </w:t>
+      </w:r>
+      <w:proofErr w:type="spellStart"/>
+      <w:r>
+        <w:rPr>
+          <w:rFonts w:ascii="Microsoft YaHei" w:eastAsia="Microsoft YaHei" w:hAnsi="Microsoft YaHei" w:cs="Microsoft YaHei"/>
+          <w:sz w:val="24"/>
+        </w:rPr>
+        <w:t>李小姐給男孩子信</w:t>
+      </w:r>
+      <w:proofErr w:type="spellEnd"/>
+      <w:r>
+        <w:rPr>
+          <w:rFonts w:ascii="Microsoft YaHei" w:eastAsia="Microsoft YaHei" w:hAnsi="Microsoft YaHei" w:cs="Microsoft YaHei"/>
+          <w:sz w:val="24"/>
+        </w:rPr>
+        <w:t>。</w:t>
+      </w:r>
+      <w:r>
+        <w:rPr>
+          <w:rFonts w:ascii="Times New Roman" w:eastAsia="Times New Roman" w:hAnsi="Times New Roman" w:cs="Times New Roman"/>
+          <w:sz w:val="24"/>
+        </w:rPr>
+        <w:t xml:space="preserve"> </w:t>
+      </w:r>
+    </w:p>
+    <w:p>
+      <w:pPr>
+        <w:numPr>
+          <w:ilvl w:val="1"/>
+          <w:numId w:val="6"/>
+        </w:numPr>
+        <w:spacing w:after="71" w:line="265" w:lineRule="auto"/>
+        <w:ind w:hanging="439"/>
+      </w:pPr>
+      <w:proofErr w:type="spellStart"/>
+      <w:r>
+        <w:rPr>
+          <w:rFonts w:ascii="Microsoft YaHei" w:eastAsia="Microsoft YaHei" w:hAnsi="Microsoft YaHei" w:cs="Microsoft YaHei"/>
+          <w:sz w:val="24"/>
+        </w:rPr>
+        <w:t>李小姐給男孩子花</w:t>
+      </w:r>
+      <w:proofErr w:type="spellEnd"/>
+      <w:r>
+        <w:rPr>
+          <w:rFonts w:ascii="Microsoft YaHei" w:eastAsia="Microsoft YaHei" w:hAnsi="Microsoft YaHei" w:cs="Microsoft YaHei"/>
+          <w:sz w:val="24"/>
+        </w:rPr>
+        <w:t>。</w:t>
+      </w:r>
+      <w:r>
+        <w:rPr>
+          <w:rFonts w:ascii="Times New Roman" w:eastAsia="Times New Roman" w:hAnsi="Times New Roman" w:cs="Times New Roman"/>
+          <w:sz w:val="24"/>
+        </w:rPr>
+        <w:t xml:space="preserve"> </w:t>
+      </w:r>
+    </w:p>
+    <w:p>
+      <w:pPr>
+        <w:numPr>
+          <w:ilvl w:val="1"/>
+          <w:numId w:val="6"/>
+        </w:numPr>
+        <w:spacing w:after="557" w:line="265" w:lineRule="auto"/>
+        <w:ind w:hanging="439"/>
+      </w:pPr>
+      <w:proofErr w:type="spellStart"/>
+      <w:r>
+        <w:rPr>
+          <w:rFonts w:ascii="Microsoft YaHei" w:eastAsia="Microsoft YaHei" w:hAnsi="Microsoft YaHei" w:cs="Microsoft YaHei"/>
+          <w:sz w:val="24"/>
+        </w:rPr>
+        <w:t>李小姐給男孩子筆</w:t>
+      </w:r>
+      <w:proofErr w:type="spellEnd"/>
+      <w:r>
+        <w:rPr>
+          <w:rFonts w:ascii="Microsoft YaHei" w:eastAsia="Microsoft YaHei" w:hAnsi="Microsoft YaHei" w:cs="Microsoft YaHei"/>
+          <w:sz w:val="24"/>
+        </w:rPr>
+        <w:t>。</w:t>
+      </w:r>
+      <w:r>
+        <w:rPr>
+          <w:rFonts w:ascii="Times New Roman" w:eastAsia="Times New Roman" w:hAnsi="Times New Roman" w:cs="Times New Roman"/>
+          <w:sz w:val="24"/>
+        </w:rPr>
+        <w:t xml:space="preserve"> </w:t>
+      </w:r>
+    </w:p>
+    <w:p>
+      <w:pPr>
+        <w:spacing w:after="100"/>
+      </w:pPr>
+      <w:r>
+        <w:rPr>
+          <w:rFonts w:ascii="Times New Roman" w:eastAsia="Times New Roman" w:hAnsi="Times New Roman" w:cs="Times New Roman"/>
+          <w:sz w:val="24"/>
+        </w:rPr>
+        <w:t xml:space="preserve"> </w:t>
+      </w:r>
+    </w:p>
+    <w:p>
+      <w:pPr>
+        <w:spacing w:after="101"/>
+      </w:pPr>
+      <w:r>
+        <w:rPr>
+          <w:rFonts w:ascii="Times New Roman" w:eastAsia="Times New Roman" w:hAnsi="Times New Roman" w:cs="Times New Roman"/>
+          <w:sz w:val="24"/>
+        </w:rPr>
+        <w:t xml:space="preserve"> </w:t>
+      </w:r>
+    </w:p>
+    <w:p>
+      <w:pPr>
+        <w:spacing w:after="98"/>
+      </w:pPr>
+      <w:r>
+        <w:rPr>
+          <w:rFonts w:ascii="Times New Roman" w:eastAsia="Times New Roman" w:hAnsi="Times New Roman" w:cs="Times New Roman"/>
+          <w:sz w:val="24"/>
+        </w:rPr>
+        <w:t xml:space="preserve"> </w:t>
+      </w:r>
+    </w:p>
+    <w:p>
+      <w:pPr>
+        <w:spacing w:after="100"/>
+      </w:pPr>
+      <w:r>
+        <w:rPr>
+          <w:rFonts w:ascii="Times New Roman" w:eastAsia="Times New Roman" w:hAnsi="Times New Roman" w:cs="Times New Roman"/>
+          <w:sz w:val="24"/>
+        </w:rPr>
+        <w:t xml:space="preserve"> </w:t>
+      </w:r>
+    </w:p>
+    <w:p>
+      <w:pPr>
+        <w:spacing w:after="100"/>
+      </w:pPr>
+      <w:r>
+        <w:rPr>
+          <w:rFonts w:ascii="Times New Roman" w:eastAsia="Times New Roman" w:hAnsi="Times New Roman" w:cs="Times New Roman"/>
+          <w:sz w:val="24"/>
+        </w:rPr>
+        <w:t xml:space="preserve"> </w:t>
+      </w:r>
+    </w:p>
+    <w:p>
+      <w:pPr>
+        <w:spacing w:after="98"/>
+      </w:pPr>
+      <w:r>
+        <w:rPr>
+          <w:rFonts w:ascii="Times New Roman" w:eastAsia="Times New Roman" w:hAnsi="Times New Roman" w:cs="Times New Roman"/>
+          <w:sz w:val="24"/>
+        </w:rPr>
+        <w:t xml:space="preserve"> </w:t>
+      </w:r>
+    </w:p>
+    <w:p>
+      <w:pPr>
+        <w:spacing w:after="100"/>
+      </w:pPr>
+      <w:r>
+        <w:rPr>
+          <w:rFonts w:ascii="Times New Roman" w:eastAsia="Times New Roman" w:hAnsi="Times New Roman" w:cs="Times New Roman"/>
+          <w:sz w:val="24"/>
+        </w:rPr>
+        <w:t xml:space="preserve"> </w:t>
+      </w:r>
+    </w:p>
+    <w:p>
+      <w:pPr>
+        <w:spacing w:after="0"/>
+      </w:pPr>
+      <w:r>
+        <w:rPr>
+          <w:rFonts w:ascii="Times New Roman" w:eastAsia="Times New Roman" w:hAnsi="Times New Roman" w:cs="Times New Roman"/>
+          <w:sz w:val="24"/>
+        </w:rPr>
+        <w:t xml:space="preserve"> </w:t>
+      </w:r>
+    </w:p>
+    <w:p>
+      <w:pPr>
+        <w:spacing w:after="71" w:line="265" w:lineRule="auto"/>
+        <w:ind w:left="10" w:hanging="10"/>
+      </w:pPr>
+      <w:proofErr w:type="spellStart"/>
+      <w:r>
+        <w:rPr>
+          <w:rFonts w:ascii="Microsoft YaHei" w:eastAsia="Microsoft YaHei" w:hAnsi="Microsoft YaHei" w:cs="Microsoft YaHei"/>
+          <w:sz w:val="24"/>
+        </w:rPr>
+        <w:t>第三部分</w:t>
+      </w:r>
+      <w:proofErr w:type="spellEnd"/>
+      <w:r>
+        <w:rPr>
+          <w:rFonts w:ascii="Times New Roman" w:eastAsia="Times New Roman" w:hAnsi="Times New Roman" w:cs="Times New Roman"/>
+          <w:b/>
+          <w:sz w:val="24"/>
+        </w:rPr>
+        <w:t xml:space="preserve"> </w:t>
+      </w:r>
+    </w:p>
+    <w:p>
+      <w:pPr>
+        <w:spacing w:after="0"/>
+      </w:pPr>
+      <w:r>
+        <w:rPr>
+          <w:rFonts w:ascii="Times New Roman" w:eastAsia="Times New Roman" w:hAnsi="Times New Roman" w:cs="Times New Roman"/>
+          <w:sz w:val="24"/>
+        </w:rPr>
+        <w:t xml:space="preserve"> </w:t>
+      </w:r>
+    </w:p>
+    <w:tbl>
+      <w:tblPr>
+        <w:tblStyle w:val="TableGrid"/>
+        <w:tblW w:w="5360" w:type="dxa"/>
+        <w:tblInd w:w="252" w:type="dxa"/>
+        <w:tblCellMar>
+          <w:top w:w="12" w:type="dxa"/>
+        </w:tblCellMar>
+        <w:tblLook w:val="04A0" w:firstRow="1" w:lastRow="0" w:firstColumn="1" w:lastColumn="0" w:noHBand="0" w:noVBand="1"/>
+      </w:tblPr>
+      <w:tblGrid>
+        <w:gridCol w:w="708"/>
+        <w:gridCol w:w="991"/>
+        <w:gridCol w:w="3661"/>
+      </w:tblGrid>
+      <w:tr>
+        <w:trPr>
+          <w:trHeight w:val="2479"/>
+        </w:trPr>
+        <w:tc>
+          <w:tcPr>
+            <w:tcW w:w="708" w:type="dxa"/>
+            <w:tcBorders>
+              <w:top w:val="nil"/>
+              <w:left w:val="nil"/>
+              <w:bottom w:val="nil"/>
+              <w:right w:val="nil"/>
+            </w:tcBorders>
+          </w:tcPr>
+          <w:p>
+            <w:r>
+              <w:rPr>
+                <w:rFonts w:ascii="Times New Roman" w:eastAsia="Times New Roman" w:hAnsi="Times New Roman" w:cs="Times New Roman"/>
+              </w:rPr>
+              <w:t xml:space="preserve">21 </w:t>
+            </w:r>
+          </w:p>
+        </w:tc>
+        <w:tc>
+          <w:tcPr>
+            <w:tcW w:w="991" w:type="dxa"/>
+            <w:tcBorders>
+              <w:top w:val="nil"/>
+              <w:left w:val="nil"/>
+              <w:bottom w:val="nil"/>
+              <w:right w:val="nil"/>
+            </w:tcBorders>
+          </w:tcPr>
+          <w:p>
+            <w:pPr>
+              <w:spacing w:after="2" w:line="312" w:lineRule="auto"/>
+              <w:ind w:right="451"/>
+            </w:pPr>
+            <w:proofErr w:type="spellStart"/>
+            <w:r>
+              <w:rPr>
+                <w:rFonts w:ascii="Microsoft YaHei" w:eastAsia="Microsoft YaHei" w:hAnsi="Microsoft YaHei" w:cs="Microsoft YaHei"/>
+              </w:rPr>
+              <w:t>男女</w:t>
+            </w:r>
+            <w:proofErr w:type="spellEnd"/>
+            <w:r>
+              <w:rPr>
+                <w:rFonts w:ascii="Times New Roman" w:eastAsia="Times New Roman" w:hAnsi="Times New Roman" w:cs="Times New Roman"/>
+              </w:rPr>
+              <w:t xml:space="preserve"> </w:t>
+            </w:r>
+          </w:p>
+          <w:p>
+            <w:pPr>
+              <w:spacing w:after="59"/>
+            </w:pPr>
+            <w:proofErr w:type="spellStart"/>
+            <w:r>
+              <w:rPr>
+                <w:rFonts w:ascii="Microsoft YaHei" w:eastAsia="Microsoft YaHei" w:hAnsi="Microsoft YaHei" w:cs="Microsoft YaHei"/>
+              </w:rPr>
+              <w:t>提問</w:t>
+            </w:r>
+            <w:proofErr w:type="spellEnd"/>
+            <w:r>
+              <w:rPr>
+                <w:rFonts w:ascii="Times New Roman" w:eastAsia="Times New Roman" w:hAnsi="Times New Roman" w:cs="Times New Roman"/>
+              </w:rPr>
+              <w:t xml:space="preserve"> </w:t>
+            </w:r>
+          </w:p>
+          <w:p>
+            <w:pPr>
+              <w:spacing w:after="60"/>
+            </w:pPr>
+            <w:r>
+              <w:rPr>
+                <w:rFonts w:ascii="Times New Roman" w:eastAsia="Times New Roman" w:hAnsi="Times New Roman" w:cs="Times New Roman"/>
+              </w:rPr>
+              <w:t xml:space="preserve">(A) </w:t>
+            </w:r>
+          </w:p>
+          <w:p>
+            <w:pPr>
+              <w:spacing w:after="60"/>
+            </w:pPr>
+            <w:r>
+              <w:rPr>
+                <w:rFonts w:ascii="Times New Roman" w:eastAsia="Times New Roman" w:hAnsi="Times New Roman" w:cs="Times New Roman"/>
+              </w:rPr>
+              <w:t xml:space="preserve">(B) </w:t>
+            </w:r>
+          </w:p>
+          <w:p>
+            <w:r>
+              <w:rPr>
+                <w:rFonts w:ascii="Times New Roman" w:eastAsia="Times New Roman" w:hAnsi="Times New Roman" w:cs="Times New Roman"/>
+              </w:rPr>
+              <w:t xml:space="preserve">(C) </w:t>
+            </w:r>
+          </w:p>
+        </w:tc>
+        <w:tc>
+          <w:tcPr>
+            <w:tcW w:w="3661" w:type="dxa"/>
+            <w:tcBorders>
+              <w:top w:val="nil"/>
+              <w:left w:val="nil"/>
+              <w:bottom w:val="nil"/>
+              <w:right w:val="nil"/>
+            </w:tcBorders>
+          </w:tcPr>
+          <w:p>
+            <w:pPr>
+              <w:spacing w:line="315" w:lineRule="auto"/>
+            </w:pPr>
+            <w:proofErr w:type="spellStart"/>
+            <w:r>
+              <w:rPr>
+                <w:rFonts w:ascii="Microsoft YaHei" w:eastAsia="Microsoft YaHei" w:hAnsi="Microsoft YaHei" w:cs="Microsoft YaHei"/>
+              </w:rPr>
+              <w:t>美美，你今年去日本玩嗎？不，我今年去台灣玩</w:t>
+            </w:r>
+            <w:proofErr w:type="spellEnd"/>
+            <w:r>
+              <w:rPr>
+                <w:rFonts w:ascii="Microsoft YaHei" w:eastAsia="Microsoft YaHei" w:hAnsi="Microsoft YaHei" w:cs="Microsoft YaHei"/>
+              </w:rPr>
+              <w:t>。</w:t>
+            </w:r>
+            <w:r>
+              <w:rPr>
+                <w:rFonts w:ascii="Times New Roman" w:eastAsia="Times New Roman" w:hAnsi="Times New Roman" w:cs="Times New Roman"/>
+              </w:rPr>
+              <w:t xml:space="preserve"> </w:t>
+            </w:r>
+          </w:p>
+          <w:p>
+            <w:pPr>
+              <w:spacing w:line="314" w:lineRule="auto"/>
+              <w:ind w:right="1500"/>
+            </w:pPr>
+            <w:proofErr w:type="spellStart"/>
+            <w:r>
+              <w:rPr>
+                <w:rFonts w:ascii="Microsoft YaHei" w:eastAsia="Microsoft YaHei" w:hAnsi="Microsoft YaHei" w:cs="Microsoft YaHei"/>
+              </w:rPr>
+              <w:t>美美今年去哪裡玩？日本台灣美國</w:t>
+            </w:r>
+            <w:proofErr w:type="spellEnd"/>
+            <w:r>
+              <w:rPr>
+                <w:rFonts w:ascii="Times New Roman" w:eastAsia="Times New Roman" w:hAnsi="Times New Roman" w:cs="Times New Roman"/>
+              </w:rPr>
+              <w:t xml:space="preserve"> </w:t>
+            </w:r>
+          </w:p>
+          <w:p>
+            <w:r>
+              <w:rPr>
+                <w:rFonts w:ascii="Times New Roman" w:eastAsia="Times New Roman" w:hAnsi="Times New Roman" w:cs="Times New Roman"/>
+              </w:rPr>
+              <w:t xml:space="preserve"> </w:t>
+            </w:r>
+          </w:p>
+        </w:tc>
+      </w:tr>
+      <w:tr>
+        <w:trPr>
+          <w:trHeight w:val="2521"/>
+        </w:trPr>
+        <w:tc>
+          <w:tcPr>
+            <w:tcW w:w="708" w:type="dxa"/>
+            <w:tcBorders>
+              <w:top w:val="nil"/>
+              <w:left w:val="nil"/>
+              <w:bottom w:val="nil"/>
+              <w:right w:val="nil"/>
+            </w:tcBorders>
+          </w:tcPr>
+          <w:p>
+            <w:r>
+              <w:rPr>
+                <w:rFonts w:ascii="Times New Roman" w:eastAsia="Times New Roman" w:hAnsi="Times New Roman" w:cs="Times New Roman"/>
+              </w:rPr>
+              <w:t xml:space="preserve">22 </w:t>
+            </w:r>
+          </w:p>
+        </w:tc>
+        <w:tc>
+          <w:tcPr>
+            <w:tcW w:w="991" w:type="dxa"/>
+            <w:tcBorders>
+              <w:top w:val="nil"/>
+              <w:left w:val="nil"/>
+              <w:bottom w:val="nil"/>
+              <w:right w:val="nil"/>
+            </w:tcBorders>
+          </w:tcPr>
+          <w:p>
+            <w:pPr>
+              <w:spacing w:after="3" w:line="312" w:lineRule="auto"/>
+              <w:ind w:right="451"/>
+            </w:pPr>
+            <w:proofErr w:type="spellStart"/>
+            <w:r>
+              <w:rPr>
+                <w:rFonts w:ascii="Microsoft YaHei" w:eastAsia="Microsoft YaHei" w:hAnsi="Microsoft YaHei" w:cs="Microsoft YaHei"/>
+              </w:rPr>
+              <w:t>男女</w:t>
+            </w:r>
+            <w:proofErr w:type="spellEnd"/>
+            <w:r>
+              <w:rPr>
+                <w:rFonts w:ascii="Times New Roman" w:eastAsia="Times New Roman" w:hAnsi="Times New Roman" w:cs="Times New Roman"/>
+              </w:rPr>
+              <w:t xml:space="preserve"> </w:t>
+            </w:r>
+          </w:p>
+          <w:p>
+            <w:pPr>
+              <w:spacing w:after="59"/>
+            </w:pPr>
+            <w:proofErr w:type="spellStart"/>
+            <w:r>
+              <w:rPr>
+                <w:rFonts w:ascii="Microsoft YaHei" w:eastAsia="Microsoft YaHei" w:hAnsi="Microsoft YaHei" w:cs="Microsoft YaHei"/>
+              </w:rPr>
+              <w:t>提問</w:t>
+            </w:r>
+            <w:proofErr w:type="spellEnd"/>
+            <w:r>
+              <w:rPr>
+                <w:rFonts w:ascii="Times New Roman" w:eastAsia="Times New Roman" w:hAnsi="Times New Roman" w:cs="Times New Roman"/>
+              </w:rPr>
+              <w:t xml:space="preserve"> </w:t>
+            </w:r>
+          </w:p>
+          <w:p>
+            <w:pPr>
+              <w:spacing w:after="60"/>
+            </w:pPr>
+            <w:r>
+              <w:rPr>
+                <w:rFonts w:ascii="Times New Roman" w:eastAsia="Times New Roman" w:hAnsi="Times New Roman" w:cs="Times New Roman"/>
+              </w:rPr>
+              <w:t xml:space="preserve">(A) </w:t>
+            </w:r>
+          </w:p>
+          <w:p>
+            <w:pPr>
+              <w:spacing w:after="60"/>
+            </w:pPr>
+            <w:r>
+              <w:rPr>
+                <w:rFonts w:ascii="Times New Roman" w:eastAsia="Times New Roman" w:hAnsi="Times New Roman" w:cs="Times New Roman"/>
+              </w:rPr>
+              <w:t xml:space="preserve">(B) </w:t>
+            </w:r>
+          </w:p>
+          <w:p>
+            <w:r>
+              <w:rPr>
+                <w:rFonts w:ascii="Times New Roman" w:eastAsia="Times New Roman" w:hAnsi="Times New Roman" w:cs="Times New Roman"/>
+              </w:rPr>
+              <w:t xml:space="preserve">(C) </w:t>
+            </w:r>
+          </w:p>
+        </w:tc>
+        <w:tc>
+          <w:tcPr>
+            <w:tcW w:w="3661" w:type="dxa"/>
+            <w:tcBorders>
+              <w:top w:val="nil"/>
+              <w:left w:val="nil"/>
+              <w:bottom w:val="nil"/>
+              <w:right w:val="nil"/>
+            </w:tcBorders>
+          </w:tcPr>
+          <w:p>
+            <w:pPr>
+              <w:spacing w:after="1" w:line="315" w:lineRule="auto"/>
+            </w:pPr>
+            <w:proofErr w:type="spellStart"/>
+            <w:r>
+              <w:rPr>
+                <w:rFonts w:ascii="Microsoft YaHei" w:eastAsia="Microsoft YaHei" w:hAnsi="Microsoft YaHei" w:cs="Microsoft YaHei"/>
+              </w:rPr>
+              <w:t>小美，明天我們一起去運動吧？好啊，我很喜歡運動</w:t>
+            </w:r>
+            <w:proofErr w:type="spellEnd"/>
+            <w:r>
+              <w:rPr>
+                <w:rFonts w:ascii="Microsoft YaHei" w:eastAsia="Microsoft YaHei" w:hAnsi="Microsoft YaHei" w:cs="Microsoft YaHei"/>
+              </w:rPr>
+              <w:t>。</w:t>
+            </w:r>
+            <w:r>
+              <w:rPr>
+                <w:rFonts w:ascii="Times New Roman" w:eastAsia="Times New Roman" w:hAnsi="Times New Roman" w:cs="Times New Roman"/>
+              </w:rPr>
+              <w:t xml:space="preserve"> </w:t>
+            </w:r>
+          </w:p>
+          <w:p>
+            <w:pPr>
+              <w:spacing w:line="314" w:lineRule="auto"/>
+              <w:ind w:right="1020"/>
+            </w:pPr>
+            <w:proofErr w:type="spellStart"/>
+            <w:r>
+              <w:rPr>
+                <w:rFonts w:ascii="Microsoft YaHei" w:eastAsia="Microsoft YaHei" w:hAnsi="Microsoft YaHei" w:cs="Microsoft YaHei"/>
+              </w:rPr>
+              <w:t>明天他們要一起做什麼？運動學習吃飯</w:t>
+            </w:r>
+            <w:proofErr w:type="spellEnd"/>
+            <w:r>
+              <w:rPr>
+                <w:rFonts w:ascii="Times New Roman" w:eastAsia="Times New Roman" w:hAnsi="Times New Roman" w:cs="Times New Roman"/>
+              </w:rPr>
+              <w:t xml:space="preserve"> </w:t>
+            </w:r>
+          </w:p>
+          <w:p>
+            <w:r>
+              <w:rPr>
+                <w:rFonts w:ascii="Times New Roman" w:eastAsia="Times New Roman" w:hAnsi="Times New Roman" w:cs="Times New Roman"/>
+              </w:rPr>
+              <w:t xml:space="preserve"> </w:t>
+            </w:r>
+          </w:p>
+        </w:tc>
+      </w:tr>
+      <w:tr>
+        <w:trPr>
+          <w:trHeight w:val="2520"/>
+        </w:trPr>
+        <w:tc>
+          <w:tcPr>
+            <w:tcW w:w="708" w:type="dxa"/>
+            <w:tcBorders>
+              <w:top w:val="nil"/>
+              <w:left w:val="nil"/>
+              <w:bottom w:val="nil"/>
+              <w:right w:val="nil"/>
+            </w:tcBorders>
+          </w:tcPr>
+          <w:p>
+            <w:r>
+              <w:rPr>
+                <w:rFonts w:ascii="Times New Roman" w:eastAsia="Times New Roman" w:hAnsi="Times New Roman" w:cs="Times New Roman"/>
+              </w:rPr>
+              <w:lastRenderedPageBreak/>
+              <w:t xml:space="preserve">23 </w:t>
+            </w:r>
+          </w:p>
+        </w:tc>
+        <w:tc>
+          <w:tcPr>
+            <w:tcW w:w="991" w:type="dxa"/>
+            <w:tcBorders>
+              <w:top w:val="nil"/>
+              <w:left w:val="nil"/>
+              <w:bottom w:val="nil"/>
+              <w:right w:val="nil"/>
+            </w:tcBorders>
+          </w:tcPr>
+          <w:p>
+            <w:pPr>
+              <w:spacing w:after="2" w:line="312" w:lineRule="auto"/>
+              <w:ind w:right="451"/>
+            </w:pPr>
+            <w:proofErr w:type="spellStart"/>
+            <w:r>
+              <w:rPr>
+                <w:rFonts w:ascii="Microsoft YaHei" w:eastAsia="Microsoft YaHei" w:hAnsi="Microsoft YaHei" w:cs="Microsoft YaHei"/>
+              </w:rPr>
+              <w:t>女男</w:t>
+            </w:r>
+            <w:proofErr w:type="spellEnd"/>
+            <w:r>
+              <w:rPr>
+                <w:rFonts w:ascii="Times New Roman" w:eastAsia="Times New Roman" w:hAnsi="Times New Roman" w:cs="Times New Roman"/>
+              </w:rPr>
+              <w:t xml:space="preserve"> </w:t>
+            </w:r>
+          </w:p>
+          <w:p>
+            <w:pPr>
+              <w:spacing w:after="59"/>
+            </w:pPr>
+            <w:proofErr w:type="spellStart"/>
+            <w:r>
+              <w:rPr>
+                <w:rFonts w:ascii="Microsoft YaHei" w:eastAsia="Microsoft YaHei" w:hAnsi="Microsoft YaHei" w:cs="Microsoft YaHei"/>
+              </w:rPr>
+              <w:t>提問</w:t>
+            </w:r>
+            <w:proofErr w:type="spellEnd"/>
+            <w:r>
+              <w:rPr>
+                <w:rFonts w:ascii="Times New Roman" w:eastAsia="Times New Roman" w:hAnsi="Times New Roman" w:cs="Times New Roman"/>
+              </w:rPr>
+              <w:t xml:space="preserve"> </w:t>
+            </w:r>
+          </w:p>
+          <w:p>
+            <w:pPr>
+              <w:spacing w:after="60"/>
+            </w:pPr>
+            <w:r>
+              <w:rPr>
+                <w:rFonts w:ascii="Times New Roman" w:eastAsia="Times New Roman" w:hAnsi="Times New Roman" w:cs="Times New Roman"/>
+              </w:rPr>
+              <w:t xml:space="preserve">(A) </w:t>
+            </w:r>
+          </w:p>
+          <w:p>
+            <w:pPr>
+              <w:spacing w:after="60"/>
+            </w:pPr>
+            <w:r>
+              <w:rPr>
+                <w:rFonts w:ascii="Times New Roman" w:eastAsia="Times New Roman" w:hAnsi="Times New Roman" w:cs="Times New Roman"/>
+              </w:rPr>
+              <w:t xml:space="preserve">(B) </w:t>
+            </w:r>
+          </w:p>
+          <w:p>
+            <w:r>
+              <w:rPr>
+                <w:rFonts w:ascii="Times New Roman" w:eastAsia="Times New Roman" w:hAnsi="Times New Roman" w:cs="Times New Roman"/>
+              </w:rPr>
+              <w:t xml:space="preserve">(C) </w:t>
+            </w:r>
+          </w:p>
+        </w:tc>
+        <w:tc>
+          <w:tcPr>
+            <w:tcW w:w="3661" w:type="dxa"/>
+            <w:tcBorders>
+              <w:top w:val="nil"/>
+              <w:left w:val="nil"/>
+              <w:bottom w:val="nil"/>
+              <w:right w:val="nil"/>
+            </w:tcBorders>
+          </w:tcPr>
+          <w:p>
+            <w:pPr>
+              <w:spacing w:line="314" w:lineRule="auto"/>
+              <w:ind w:right="1501"/>
+            </w:pPr>
+            <w:proofErr w:type="spellStart"/>
+            <w:r>
+              <w:rPr>
+                <w:rFonts w:ascii="Microsoft YaHei" w:eastAsia="Microsoft YaHei" w:hAnsi="Microsoft YaHei" w:cs="Microsoft YaHei"/>
+              </w:rPr>
+              <w:t>大明，你在做什麼？我在找我的書。大明在做什麼？找書買書看書</w:t>
+            </w:r>
+            <w:proofErr w:type="spellEnd"/>
+            <w:r>
+              <w:rPr>
+                <w:rFonts w:ascii="Times New Roman" w:eastAsia="Times New Roman" w:hAnsi="Times New Roman" w:cs="Times New Roman"/>
+              </w:rPr>
+              <w:t xml:space="preserve"> </w:t>
+            </w:r>
+          </w:p>
+          <w:p>
+            <w:r>
+              <w:rPr>
+                <w:rFonts w:ascii="Times New Roman" w:eastAsia="Times New Roman" w:hAnsi="Times New Roman" w:cs="Times New Roman"/>
+              </w:rPr>
+              <w:t xml:space="preserve"> </w:t>
+            </w:r>
+          </w:p>
+        </w:tc>
+      </w:tr>
+      <w:tr>
+        <w:trPr>
+          <w:trHeight w:val="2520"/>
+        </w:trPr>
+        <w:tc>
+          <w:tcPr>
+            <w:tcW w:w="708" w:type="dxa"/>
+            <w:tcBorders>
+              <w:top w:val="nil"/>
+              <w:left w:val="nil"/>
+              <w:bottom w:val="nil"/>
+              <w:right w:val="nil"/>
+            </w:tcBorders>
+          </w:tcPr>
+          <w:p>
+            <w:r>
+              <w:rPr>
+                <w:rFonts w:ascii="Times New Roman" w:eastAsia="Times New Roman" w:hAnsi="Times New Roman" w:cs="Times New Roman"/>
+              </w:rPr>
+              <w:t xml:space="preserve">24 </w:t>
+            </w:r>
+          </w:p>
+        </w:tc>
+        <w:tc>
+          <w:tcPr>
+            <w:tcW w:w="991" w:type="dxa"/>
+            <w:tcBorders>
+              <w:top w:val="nil"/>
+              <w:left w:val="nil"/>
+              <w:bottom w:val="nil"/>
+              <w:right w:val="nil"/>
+            </w:tcBorders>
+          </w:tcPr>
+          <w:p>
+            <w:pPr>
+              <w:spacing w:after="2" w:line="312" w:lineRule="auto"/>
+              <w:ind w:right="451"/>
+            </w:pPr>
+            <w:proofErr w:type="spellStart"/>
+            <w:r>
+              <w:rPr>
+                <w:rFonts w:ascii="Microsoft YaHei" w:eastAsia="Microsoft YaHei" w:hAnsi="Microsoft YaHei" w:cs="Microsoft YaHei"/>
+              </w:rPr>
+              <w:t>男女</w:t>
+            </w:r>
+            <w:proofErr w:type="spellEnd"/>
+            <w:r>
+              <w:rPr>
+                <w:rFonts w:ascii="Times New Roman" w:eastAsia="Times New Roman" w:hAnsi="Times New Roman" w:cs="Times New Roman"/>
+              </w:rPr>
+              <w:t xml:space="preserve"> </w:t>
+            </w:r>
+          </w:p>
+          <w:p>
+            <w:pPr>
+              <w:spacing w:after="59"/>
+            </w:pPr>
+            <w:proofErr w:type="spellStart"/>
+            <w:r>
+              <w:rPr>
+                <w:rFonts w:ascii="Microsoft YaHei" w:eastAsia="Microsoft YaHei" w:hAnsi="Microsoft YaHei" w:cs="Microsoft YaHei"/>
+              </w:rPr>
+              <w:t>提問</w:t>
+            </w:r>
+            <w:proofErr w:type="spellEnd"/>
+            <w:r>
+              <w:rPr>
+                <w:rFonts w:ascii="Times New Roman" w:eastAsia="Times New Roman" w:hAnsi="Times New Roman" w:cs="Times New Roman"/>
+              </w:rPr>
+              <w:t xml:space="preserve"> </w:t>
+            </w:r>
+          </w:p>
+          <w:p>
+            <w:pPr>
+              <w:spacing w:after="60"/>
+            </w:pPr>
+            <w:r>
+              <w:rPr>
+                <w:rFonts w:ascii="Times New Roman" w:eastAsia="Times New Roman" w:hAnsi="Times New Roman" w:cs="Times New Roman"/>
+              </w:rPr>
+              <w:t xml:space="preserve">(A) </w:t>
+            </w:r>
+          </w:p>
+          <w:p>
+            <w:pPr>
+              <w:spacing w:after="60"/>
+            </w:pPr>
+            <w:r>
+              <w:rPr>
+                <w:rFonts w:ascii="Times New Roman" w:eastAsia="Times New Roman" w:hAnsi="Times New Roman" w:cs="Times New Roman"/>
+              </w:rPr>
+              <w:t xml:space="preserve">(B) </w:t>
+            </w:r>
+          </w:p>
+          <w:p>
+            <w:r>
+              <w:rPr>
+                <w:rFonts w:ascii="Times New Roman" w:eastAsia="Times New Roman" w:hAnsi="Times New Roman" w:cs="Times New Roman"/>
+              </w:rPr>
+              <w:t xml:space="preserve">(C) </w:t>
+            </w:r>
+          </w:p>
+        </w:tc>
+        <w:tc>
+          <w:tcPr>
+            <w:tcW w:w="3661" w:type="dxa"/>
+            <w:tcBorders>
+              <w:top w:val="nil"/>
+              <w:left w:val="nil"/>
+              <w:bottom w:val="nil"/>
+              <w:right w:val="nil"/>
+            </w:tcBorders>
+          </w:tcPr>
+          <w:p>
+            <w:pPr>
+              <w:spacing w:line="315" w:lineRule="auto"/>
+            </w:pPr>
+            <w:proofErr w:type="spellStart"/>
+            <w:r>
+              <w:rPr>
+                <w:rFonts w:ascii="Microsoft YaHei" w:eastAsia="Microsoft YaHei" w:hAnsi="Microsoft YaHei" w:cs="Microsoft YaHei"/>
+              </w:rPr>
+              <w:t>林太太，你兒子今年十四歲嗎？不，他今年十七歲了</w:t>
+            </w:r>
+            <w:proofErr w:type="spellEnd"/>
+            <w:r>
+              <w:rPr>
+                <w:rFonts w:ascii="Microsoft YaHei" w:eastAsia="Microsoft YaHei" w:hAnsi="Microsoft YaHei" w:cs="Microsoft YaHei"/>
+              </w:rPr>
+              <w:t>。</w:t>
+            </w:r>
+            <w:r>
+              <w:rPr>
+                <w:rFonts w:ascii="Times New Roman" w:eastAsia="Times New Roman" w:hAnsi="Times New Roman" w:cs="Times New Roman"/>
+              </w:rPr>
+              <w:t xml:space="preserve"> </w:t>
+            </w:r>
+          </w:p>
+          <w:p>
+            <w:pPr>
+              <w:spacing w:line="314" w:lineRule="auto"/>
+              <w:ind w:right="1020"/>
+            </w:pPr>
+            <w:proofErr w:type="spellStart"/>
+            <w:r>
+              <w:rPr>
+                <w:rFonts w:ascii="Microsoft YaHei" w:eastAsia="Microsoft YaHei" w:hAnsi="Microsoft YaHei" w:cs="Microsoft YaHei"/>
+              </w:rPr>
+              <w:t>林太太的兒子今年幾歲？十一歲十四歲十七歲</w:t>
+            </w:r>
+            <w:proofErr w:type="spellEnd"/>
+            <w:r>
+              <w:rPr>
+                <w:rFonts w:ascii="Times New Roman" w:eastAsia="Times New Roman" w:hAnsi="Times New Roman" w:cs="Times New Roman"/>
+              </w:rPr>
+              <w:t xml:space="preserve"> </w:t>
+            </w:r>
+          </w:p>
+          <w:p>
+            <w:r>
+              <w:rPr>
+                <w:rFonts w:ascii="Times New Roman" w:eastAsia="Times New Roman" w:hAnsi="Times New Roman" w:cs="Times New Roman"/>
+              </w:rPr>
+              <w:t xml:space="preserve"> </w:t>
+            </w:r>
+          </w:p>
+        </w:tc>
+      </w:tr>
+      <w:tr>
+        <w:trPr>
+          <w:trHeight w:val="2119"/>
+        </w:trPr>
+        <w:tc>
+          <w:tcPr>
+            <w:tcW w:w="708" w:type="dxa"/>
+            <w:tcBorders>
+              <w:top w:val="nil"/>
+              <w:left w:val="nil"/>
+              <w:bottom w:val="nil"/>
+              <w:right w:val="nil"/>
+            </w:tcBorders>
+          </w:tcPr>
+          <w:p>
+            <w:r>
+              <w:rPr>
+                <w:rFonts w:ascii="Times New Roman" w:eastAsia="Times New Roman" w:hAnsi="Times New Roman" w:cs="Times New Roman"/>
+              </w:rPr>
+              <w:t xml:space="preserve">25 </w:t>
+            </w:r>
+          </w:p>
+        </w:tc>
+        <w:tc>
+          <w:tcPr>
+            <w:tcW w:w="991" w:type="dxa"/>
+            <w:tcBorders>
+              <w:top w:val="nil"/>
+              <w:left w:val="nil"/>
+              <w:bottom w:val="nil"/>
+              <w:right w:val="nil"/>
+            </w:tcBorders>
+          </w:tcPr>
+          <w:p>
+            <w:pPr>
+              <w:spacing w:after="3" w:line="312" w:lineRule="auto"/>
+              <w:ind w:right="451"/>
+            </w:pPr>
+            <w:proofErr w:type="spellStart"/>
+            <w:r>
+              <w:rPr>
+                <w:rFonts w:ascii="Microsoft YaHei" w:eastAsia="Microsoft YaHei" w:hAnsi="Microsoft YaHei" w:cs="Microsoft YaHei"/>
+              </w:rPr>
+              <w:t>女男</w:t>
+            </w:r>
+            <w:proofErr w:type="spellEnd"/>
+            <w:r>
+              <w:rPr>
+                <w:rFonts w:ascii="Times New Roman" w:eastAsia="Times New Roman" w:hAnsi="Times New Roman" w:cs="Times New Roman"/>
+              </w:rPr>
+              <w:t xml:space="preserve"> </w:t>
+            </w:r>
+          </w:p>
+          <w:p>
+            <w:pPr>
+              <w:spacing w:after="59"/>
+            </w:pPr>
+            <w:proofErr w:type="spellStart"/>
+            <w:r>
+              <w:rPr>
+                <w:rFonts w:ascii="Microsoft YaHei" w:eastAsia="Microsoft YaHei" w:hAnsi="Microsoft YaHei" w:cs="Microsoft YaHei"/>
+              </w:rPr>
+              <w:t>提問</w:t>
+            </w:r>
+            <w:proofErr w:type="spellEnd"/>
+            <w:r>
+              <w:rPr>
+                <w:rFonts w:ascii="Times New Roman" w:eastAsia="Times New Roman" w:hAnsi="Times New Roman" w:cs="Times New Roman"/>
+              </w:rPr>
+              <w:t xml:space="preserve"> </w:t>
+            </w:r>
+          </w:p>
+          <w:p>
+            <w:pPr>
+              <w:spacing w:after="60"/>
+            </w:pPr>
+            <w:r>
+              <w:rPr>
+                <w:rFonts w:ascii="Times New Roman" w:eastAsia="Times New Roman" w:hAnsi="Times New Roman" w:cs="Times New Roman"/>
+              </w:rPr>
+              <w:t xml:space="preserve">(A) </w:t>
+            </w:r>
+          </w:p>
+          <w:p>
+            <w:pPr>
+              <w:spacing w:after="60"/>
+            </w:pPr>
+            <w:r>
+              <w:rPr>
+                <w:rFonts w:ascii="Times New Roman" w:eastAsia="Times New Roman" w:hAnsi="Times New Roman" w:cs="Times New Roman"/>
+              </w:rPr>
+              <w:t xml:space="preserve">(B) </w:t>
+            </w:r>
+          </w:p>
+          <w:p>
+            <w:r>
+              <w:rPr>
+                <w:rFonts w:ascii="Times New Roman" w:eastAsia="Times New Roman" w:hAnsi="Times New Roman" w:cs="Times New Roman"/>
+              </w:rPr>
+              <w:t xml:space="preserve">(C) </w:t>
+            </w:r>
+          </w:p>
+        </w:tc>
+        <w:tc>
+          <w:tcPr>
+            <w:tcW w:w="3661" w:type="dxa"/>
+            <w:tcBorders>
+              <w:top w:val="nil"/>
+              <w:left w:val="nil"/>
+              <w:bottom w:val="nil"/>
+              <w:right w:val="nil"/>
+            </w:tcBorders>
+          </w:tcPr>
+          <w:p>
+            <w:pPr>
+              <w:spacing w:line="316" w:lineRule="auto"/>
+            </w:pPr>
+            <w:proofErr w:type="spellStart"/>
+            <w:r>
+              <w:rPr>
+                <w:rFonts w:ascii="Microsoft YaHei" w:eastAsia="Microsoft YaHei" w:hAnsi="Microsoft YaHei" w:cs="Microsoft YaHei"/>
+              </w:rPr>
+              <w:t>小張，星期天跟我們去看電影吧？我不能去，我星期天要參加考試</w:t>
+            </w:r>
+            <w:proofErr w:type="spellEnd"/>
+            <w:r>
+              <w:rPr>
+                <w:rFonts w:ascii="Microsoft YaHei" w:eastAsia="Microsoft YaHei" w:hAnsi="Microsoft YaHei" w:cs="Microsoft YaHei"/>
+              </w:rPr>
+              <w:t>。</w:t>
+            </w:r>
+            <w:r>
+              <w:rPr>
+                <w:rFonts w:ascii="Times New Roman" w:eastAsia="Times New Roman" w:hAnsi="Times New Roman" w:cs="Times New Roman"/>
+              </w:rPr>
+              <w:t xml:space="preserve"> </w:t>
+            </w:r>
+          </w:p>
+          <w:p>
+            <w:pPr>
+              <w:ind w:right="1261"/>
+            </w:pPr>
+            <w:proofErr w:type="spellStart"/>
+            <w:r>
+              <w:rPr>
+                <w:rFonts w:ascii="Microsoft YaHei" w:eastAsia="Microsoft YaHei" w:hAnsi="Microsoft YaHei" w:cs="Microsoft YaHei"/>
+              </w:rPr>
+              <w:t>小張星期天要做什麼？唱歌看電影參加考試</w:t>
+            </w:r>
+            <w:proofErr w:type="spellEnd"/>
+            <w:r>
+              <w:rPr>
+                <w:rFonts w:ascii="Times New Roman" w:eastAsia="Times New Roman" w:hAnsi="Times New Roman" w:cs="Times New Roman"/>
+              </w:rPr>
+              <w:t xml:space="preserve"> </w:t>
+            </w:r>
+          </w:p>
+        </w:tc>
+      </w:tr>
+    </w:tbl>
+    <w:p>
+      <w:pPr>
+        <w:spacing w:after="115"/>
+        <w:ind w:left="1951"/>
+      </w:pPr>
+      <w:r>
+        <w:rPr>
+          <w:rFonts w:ascii="Times New Roman" w:eastAsia="Times New Roman" w:hAnsi="Times New Roman" w:cs="Times New Roman"/>
+          <w:sz w:val="24"/>
+        </w:rPr>
+        <w:t xml:space="preserve"> </w:t>
+      </w:r>
+    </w:p>
+    <w:p>
+      <w:pPr>
+        <w:spacing w:after="0"/>
       </w:pPr>
       <w:r>
         <w:rPr>
@@ -10191,6 +12798,218 @@
     </w:lvl>
   </w:abstractNum>
   <w:abstractNum w:abstractNumId="2" w15:restartNumberingAfterBreak="0">
+    <w:nsid w:val="267169EC"/>
+    <w:multiLevelType w:val="hybridMultilevel"/>
+    <w:tmpl w:val="9CF4D6F6"/>
+    <w:lvl w:ilvl="0" w:tplc="5D9A611C">
+      <w:start w:val="1"/>
+      <w:numFmt w:val="decimal"/>
+      <w:lvlText w:val="%1"/>
+      <w:lvlJc w:val="left"/>
+      <w:pPr>
+        <w:ind w:left="962"/>
+      </w:pPr>
+      <w:rPr>
+        <w:rFonts w:ascii="Times New Roman" w:eastAsia="Times New Roman" w:hAnsi="Times New Roman" w:cs="Times New Roman"/>
+        <w:b w:val="0"/>
+        <w:i w:val="0"/>
+        <w:strike w:val="0"/>
+        <w:dstrike w:val="0"/>
+        <w:color w:val="000000"/>
+        <w:sz w:val="24"/>
+        <w:szCs w:val="24"/>
+        <w:u w:val="none" w:color="000000"/>
+        <w:bdr w:val="none" w:sz="0" w:space="0" w:color="auto"/>
+        <w:shd w:val="clear" w:color="auto" w:fill="auto"/>
+        <w:vertAlign w:val="baseline"/>
+      </w:rPr>
+    </w:lvl>
+    <w:lvl w:ilvl="1" w:tplc="C630A080">
+      <w:start w:val="2"/>
+      <w:numFmt w:val="upperLetter"/>
+      <w:lvlText w:val="(%2)"/>
+      <w:lvlJc w:val="left"/>
+      <w:pPr>
+        <w:ind w:left="1384"/>
+      </w:pPr>
+      <w:rPr>
+        <w:rFonts w:ascii="Times New Roman" w:eastAsia="Times New Roman" w:hAnsi="Times New Roman" w:cs="Times New Roman"/>
+        <w:b w:val="0"/>
+        <w:i w:val="0"/>
+        <w:strike w:val="0"/>
+        <w:dstrike w:val="0"/>
+        <w:color w:val="000000"/>
+        <w:sz w:val="24"/>
+        <w:szCs w:val="24"/>
+        <w:u w:val="none" w:color="000000"/>
+        <w:bdr w:val="none" w:sz="0" w:space="0" w:color="auto"/>
+        <w:shd w:val="clear" w:color="auto" w:fill="auto"/>
+        <w:vertAlign w:val="baseline"/>
+      </w:rPr>
+    </w:lvl>
+    <w:lvl w:ilvl="2" w:tplc="DF5ECD82">
+      <w:start w:val="1"/>
+      <w:numFmt w:val="lowerRoman"/>
+      <w:lvlText w:val="%3"/>
+      <w:lvlJc w:val="left"/>
+      <w:pPr>
+        <w:ind w:left="2040"/>
+      </w:pPr>
+      <w:rPr>
+        <w:rFonts w:ascii="Times New Roman" w:eastAsia="Times New Roman" w:hAnsi="Times New Roman" w:cs="Times New Roman"/>
+        <w:b w:val="0"/>
+        <w:i w:val="0"/>
+        <w:strike w:val="0"/>
+        <w:dstrike w:val="0"/>
+        <w:color w:val="000000"/>
+        <w:sz w:val="24"/>
+        <w:szCs w:val="24"/>
+        <w:u w:val="none" w:color="000000"/>
+        <w:bdr w:val="none" w:sz="0" w:space="0" w:color="auto"/>
+        <w:shd w:val="clear" w:color="auto" w:fill="auto"/>
+        <w:vertAlign w:val="baseline"/>
+      </w:rPr>
+    </w:lvl>
+    <w:lvl w:ilvl="3" w:tplc="B32E92E8">
+      <w:start w:val="1"/>
+      <w:numFmt w:val="decimal"/>
+      <w:lvlText w:val="%4"/>
+      <w:lvlJc w:val="left"/>
+      <w:pPr>
+        <w:ind w:left="2760"/>
+      </w:pPr>
+      <w:rPr>
+        <w:rFonts w:ascii="Times New Roman" w:eastAsia="Times New Roman" w:hAnsi="Times New Roman" w:cs="Times New Roman"/>
+        <w:b w:val="0"/>
+        <w:i w:val="0"/>
+        <w:strike w:val="0"/>
+        <w:dstrike w:val="0"/>
+        <w:color w:val="000000"/>
+        <w:sz w:val="24"/>
+        <w:szCs w:val="24"/>
+        <w:u w:val="none" w:color="000000"/>
+        <w:bdr w:val="none" w:sz="0" w:space="0" w:color="auto"/>
+        <w:shd w:val="clear" w:color="auto" w:fill="auto"/>
+        <w:vertAlign w:val="baseline"/>
+      </w:rPr>
+    </w:lvl>
+    <w:lvl w:ilvl="4" w:tplc="559A8376">
+      <w:start w:val="1"/>
+      <w:numFmt w:val="lowerLetter"/>
+      <w:lvlText w:val="%5"/>
+      <w:lvlJc w:val="left"/>
+      <w:pPr>
+        <w:ind w:left="3480"/>
+      </w:pPr>
+      <w:rPr>
+        <w:rFonts w:ascii="Times New Roman" w:eastAsia="Times New Roman" w:hAnsi="Times New Roman" w:cs="Times New Roman"/>
+        <w:b w:val="0"/>
+        <w:i w:val="0"/>
+        <w:strike w:val="0"/>
+        <w:dstrike w:val="0"/>
+        <w:color w:val="000000"/>
+        <w:sz w:val="24"/>
+        <w:szCs w:val="24"/>
+        <w:u w:val="none" w:color="000000"/>
+        <w:bdr w:val="none" w:sz="0" w:space="0" w:color="auto"/>
+        <w:shd w:val="clear" w:color="auto" w:fill="auto"/>
+        <w:vertAlign w:val="baseline"/>
+      </w:rPr>
+    </w:lvl>
+    <w:lvl w:ilvl="5" w:tplc="D63AFAF8">
+      <w:start w:val="1"/>
+      <w:numFmt w:val="lowerRoman"/>
+      <w:lvlText w:val="%6"/>
+      <w:lvlJc w:val="left"/>
+      <w:pPr>
+        <w:ind w:left="4200"/>
+      </w:pPr>
+      <w:rPr>
+        <w:rFonts w:ascii="Times New Roman" w:eastAsia="Times New Roman" w:hAnsi="Times New Roman" w:cs="Times New Roman"/>
+        <w:b w:val="0"/>
+        <w:i w:val="0"/>
+        <w:strike w:val="0"/>
+        <w:dstrike w:val="0"/>
+        <w:color w:val="000000"/>
+        <w:sz w:val="24"/>
+        <w:szCs w:val="24"/>
+        <w:u w:val="none" w:color="000000"/>
+        <w:bdr w:val="none" w:sz="0" w:space="0" w:color="auto"/>
+        <w:shd w:val="clear" w:color="auto" w:fill="auto"/>
+        <w:vertAlign w:val="baseline"/>
+      </w:rPr>
+    </w:lvl>
+    <w:lvl w:ilvl="6" w:tplc="7F963C68">
+      <w:start w:val="1"/>
+      <w:numFmt w:val="decimal"/>
+      <w:lvlText w:val="%7"/>
+      <w:lvlJc w:val="left"/>
+      <w:pPr>
+        <w:ind w:left="4920"/>
+      </w:pPr>
+      <w:rPr>
+        <w:rFonts w:ascii="Times New Roman" w:eastAsia="Times New Roman" w:hAnsi="Times New Roman" w:cs="Times New Roman"/>
+        <w:b w:val="0"/>
+        <w:i w:val="0"/>
+        <w:strike w:val="0"/>
+        <w:dstrike w:val="0"/>
+        <w:color w:val="000000"/>
+        <w:sz w:val="24"/>
+        <w:szCs w:val="24"/>
+        <w:u w:val="none" w:color="000000"/>
+        <w:bdr w:val="none" w:sz="0" w:space="0" w:color="auto"/>
+        <w:shd w:val="clear" w:color="auto" w:fill="auto"/>
+        <w:vertAlign w:val="baseline"/>
+      </w:rPr>
+    </w:lvl>
+    <w:lvl w:ilvl="7" w:tplc="E818A524">
+      <w:start w:val="1"/>
+      <w:numFmt w:val="lowerLetter"/>
+      <w:lvlText w:val="%8"/>
+      <w:lvlJc w:val="left"/>
+      <w:pPr>
+        <w:ind w:left="5640"/>
+      </w:pPr>
+      <w:rPr>
+        <w:rFonts w:ascii="Times New Roman" w:eastAsia="Times New Roman" w:hAnsi="Times New Roman" w:cs="Times New Roman"/>
+        <w:b w:val="0"/>
+        <w:i w:val="0"/>
+        <w:strike w:val="0"/>
+        <w:dstrike w:val="0"/>
+        <w:color w:val="000000"/>
+        <w:sz w:val="24"/>
+        <w:szCs w:val="24"/>
+        <w:u w:val="none" w:color="000000"/>
+        <w:bdr w:val="none" w:sz="0" w:space="0" w:color="auto"/>
+        <w:shd w:val="clear" w:color="auto" w:fill="auto"/>
+        <w:vertAlign w:val="baseline"/>
+      </w:rPr>
+    </w:lvl>
+    <w:lvl w:ilvl="8" w:tplc="EB7A64A4">
+      <w:start w:val="1"/>
+      <w:numFmt w:val="lowerRoman"/>
+      <w:lvlText w:val="%9"/>
+      <w:lvlJc w:val="left"/>
+      <w:pPr>
+        <w:ind w:left="6360"/>
+      </w:pPr>
+      <w:rPr>
+        <w:rFonts w:ascii="Times New Roman" w:eastAsia="Times New Roman" w:hAnsi="Times New Roman" w:cs="Times New Roman"/>
+        <w:b w:val="0"/>
+        <w:i w:val="0"/>
+        <w:strike w:val="0"/>
+        <w:dstrike w:val="0"/>
+        <w:color w:val="000000"/>
+        <w:sz w:val="24"/>
+        <w:szCs w:val="24"/>
+        <w:u w:val="none" w:color="000000"/>
+        <w:bdr w:val="none" w:sz="0" w:space="0" w:color="auto"/>
+        <w:shd w:val="clear" w:color="auto" w:fill="auto"/>
+        <w:vertAlign w:val="baseline"/>
+      </w:rPr>
+    </w:lvl>
+  </w:abstractNum>
+  <w:abstractNum w:abstractNumId="3" w15:restartNumberingAfterBreak="0">
     <w:nsid w:val="433456FE"/>
     <w:multiLevelType w:val="hybridMultilevel"/>
     <w:tmpl w:val="22EE459E"/>
@@ -10411,7 +13230,7 @@
       </w:rPr>
     </w:lvl>
   </w:abstractNum>
-  <w:abstractNum w:abstractNumId="3" w15:restartNumberingAfterBreak="0">
+  <w:abstractNum w:abstractNumId="4" w15:restartNumberingAfterBreak="0">
     <w:nsid w:val="53C870A9"/>
     <w:multiLevelType w:val="hybridMultilevel"/>
     <w:tmpl w:val="B89605DC"/>
@@ -10623,7 +13442,7 @@
       </w:rPr>
     </w:lvl>
   </w:abstractNum>
-  <w:abstractNum w:abstractNumId="4" w15:restartNumberingAfterBreak="0">
+  <w:abstractNum w:abstractNumId="5" w15:restartNumberingAfterBreak="0">
     <w:nsid w:val="589A41DE"/>
     <w:multiLevelType w:val="hybridMultilevel"/>
     <w:tmpl w:val="4956DD14"/>
@@ -10848,16 +13667,19 @@
     <w:abstractNumId w:val="1"/>
   </w:num>
   <w:num w:numId="2" w16cid:durableId="1776710050">
-    <w:abstractNumId w:val="2"/>
+    <w:abstractNumId w:val="3"/>
   </w:num>
   <w:num w:numId="3" w16cid:durableId="151454175">
     <w:abstractNumId w:val="0"/>
   </w:num>
   <w:num w:numId="4" w16cid:durableId="1811556489">
+    <w:abstractNumId w:val="5"/>
+  </w:num>
+  <w:num w:numId="5" w16cid:durableId="740323496">
     <w:abstractNumId w:val="4"/>
   </w:num>
-  <w:num w:numId="5" w16cid:durableId="740323496">
-    <w:abstractNumId w:val="3"/>
+  <w:num w:numId="6" w16cid:durableId="1019963852">
+    <w:abstractNumId w:val="2"/>
   </w:num>
 </w:numbering>
 </file>
